--- a/backend/templates/training/phieu-nhan-xet-thuc-hanh.docx
+++ b/backend/templates/training/phieu-nhan-xet-thuc-hanh.docx
@@ -1,6 +1,1866 @@
 
-<file path=word/document.xml><?xml version="1.0" encoding="UTF-8" standalone="yes"?>
-<w:document xmlns:wpc="http://schemas.microsoft.com/office/word/2010/wordprocessingCanvas" xmlns:cx="http://schemas.microsoft.com/office/drawing/2014/chartex" xmlns:cx1="http://schemas.microsoft.com/office/drawing/2015/9/8/chartex" xmlns:cx2="http://schemas.microsoft.com/office/drawing/2015/10/21/chartex" xmlns:cx3="http://schemas.microsoft.com/office/drawing/2016/5/9/chartex" xmlns:cx4="http://schemas.microsoft.com/office/drawing/2016/5/10/chartex" xmlns:cx5="http://schemas.microsoft.com/office/drawing/2016/5/11/chartex" xmlns:cx6="http://schemas.microsoft.com/office/drawing/2016/5/12/chartex" xmlns:cx7="http://schemas.microsoft.com/office/drawing/2016/5/13/chartex" xmlns:cx8="http://schemas.microsoft.com/office/drawing/2016/5/14/chartex" xmlns:mc="http://schemas.openxmlformats.org/markup-compatibility/2006" xmlns:aink="http://schemas.microsoft.com/office/drawing/2016/ink" xmlns:am3d="http://schemas.microsoft.com/office/drawing/2017/model3d" xmlns:o="urn:schemas-microsoft-com:office:office" xmlns:oel="http://schemas.microsoft.com/office/2019/extlst" xmlns:r="http://schemas.openxmlformats.org/officeDocument/2006/relationships" xmlns:m="http://schemas.openxmlformats.org/officeDocument/2006/math" xmlns:v="urn:schemas-microsoft-com:vml" xmlns:wp14="http://schemas.microsoft.com/office/word/2010/wordprocessingDrawing" xmlns:wp="http://schemas.openxmlformats.org/drawingml/2006/wordprocessingDrawing" xmlns:w10="urn:schemas-microsoft-com:office:word" xmlns:w="http://schemas.openxmlformats.org/wordprocessingml/2006/main" xmlns:w14="http://schemas.microsoft.com/office/word/2010/wordml" xmlns:w15="http://schemas.microsoft.com/office/word/2012/wordml" xmlns:w16cex="http://schemas.microsoft.com/office/word/2018/wordml/cex" xmlns:w16cid="http://schemas.microsoft.com/office/word/2016/wordml/cid" xmlns:w16="http://schemas.microsoft.com/office/word/2018/wordml" xmlns:w16du="http://schemas.microsoft.com/office/word/2023/wordml/word16du" xmlns:w16sdtdh="http://schemas.microsoft.com/office/word/2020/wordml/sdtdatahash" xmlns:w16sdtfl="http://schemas.microsoft.com/office/word/2024/wordml/sdtformatlock" xmlns:w16se="http://schemas.microsoft.com/office/word/2015/wordml/symex" xmlns:wpg="http://schemas.microsoft.com/office/word/2010/wordprocessingGroup" xmlns:wpi="http://schemas.microsoft.com/office/word/2010/wordprocessingInk" xmlns:wne="http://schemas.microsoft.com/office/word/2006/wordml" xmlns:wps="http://schemas.microsoft.com/office/word/2010/wordprocessingShape" mc:Ignorable="w14 w15 w16se w16cid w16 w16cex w16sdtdh w16sdtfl w16du wp14"><w:body><w:p><w:pPr><w:spacing w:line="276" w:lineRule="auto"/><w:jc w:val="center"/><w:rPr><w:sz w:val="2"/><w:szCs w:val="2"/></w:rPr></w:pPr></w:p><w:tbl><w:tblPr><w:tblW w:w="10131" w:type="dxa"/><w:tblInd w:w="-252" w:type="dxa"/><w:tblLayout w:type="fixed"/><w:tblLook w:val="0000" w:firstRow="0" w:lastRow="0" w:firstColumn="0" w:lastColumn="0" w:noHBand="0" w:noVBand="0"/></w:tblPr><w:tblGrid><w:gridCol w:w="4161"/><w:gridCol w:w="5970"/></w:tblGrid><w:tr><w:trPr><w:trHeight w:val="1135"/></w:trPr><w:tc><w:tcPr><w:tcW w:w="4161" w:type="dxa"/></w:tcPr><w:p><w:pPr><w:keepNext/><w:jc w:val="center"/><w:outlineLvl w:val="1"/><w:rPr><w:lang w:val="es-ES"/></w:rPr></w:pPr><w:r><w:br w:type="column"/></w:r><w:r><w:rPr><w:sz w:val="26"/><w:szCs w:val="26"/></w:rPr><w:br w:type="page"/></w:r><w:r><w:rPr><w:lang w:val="es-ES"/></w:rPr><w:br w:type="page"/></w:r><w:r><w:rPr><w:lang w:val="es-ES"/></w:rPr><w:br w:type="page"/><w:t>SỞ Y TẾ NGHỆ AN</w:t></w:r></w:p><w:p><w:pPr><w:keepNext/><w:jc w:val="center"/><w:outlineLvl w:val="1"/><w:rPr><w:b/><w:lang w:val="es-ES"/></w:rPr></w:pPr><w:r><w:rPr><w:b/><w:lang w:val="es-ES"/></w:rPr><w:t xml:space="preserve">BỆNH VIỆN </w:t></w:r><w:r><w:rPr><w:b/><w:lang w:val="es-ES"/></w:rPr><w:t>HNĐK NGHỆ AN</w:t></w:r></w:p><w:p><w:pPr><w:spacing w:line="340" w:lineRule="exact"/><w:jc w:val="center"/><w:rPr><w:lang w:val="fr-FR"/></w:rPr></w:pPr><w:r><w:rPr><w:noProof/></w:rPr><mc:AlternateContent><mc:Choice Requires="wps"><w:drawing><wp:anchor distT="0" distB="0" distL="114300" distR="114300" simplePos="0" relativeHeight="251660288" behindDoc="0" locked="0" layoutInCell="1" allowOverlap="1" wp14:anchorId="106335D5" wp14:editId="4914ECE4"><wp:simplePos x="0" y="0"/><wp:positionH relativeFrom="column"><wp:posOffset>731520</wp:posOffset></wp:positionH><wp:positionV relativeFrom="paragraph"><wp:posOffset>38735</wp:posOffset></wp:positionV><wp:extent cx="1004570" cy="0"/><wp:effectExtent l="11430" t="13335" r="12700" b="5715"/><wp:wrapNone/><wp:docPr id="307547357" name="Straight Connector 5"/><wp:cNvGraphicFramePr><a:graphicFrameLocks xmlns:a="http://schemas.openxmlformats.org/drawingml/2006/main"/></wp:cNvGraphicFramePr><a:graphic xmlns:a="http://schemas.openxmlformats.org/drawingml/2006/main"><a:graphicData uri="http://schemas.microsoft.com/office/word/2010/wordprocessingShape"><wps:wsp><wps:cNvCnPr><a:cxnSpLocks noChangeShapeType="1"/></wps:cNvCnPr><wps:spPr bwMode="auto"><a:xfrm><a:off x="0" y="0"/><a:ext cx="1004570" cy="0"/></a:xfrm><a:prstGeom prst="line"><a:avLst/></a:prstGeom><a:noFill/><a:ln w="9525"><a:solidFill><a:srgbClr val="000000"/></a:solidFill><a:round/><a:headEnd/><a:tailEnd/></a:ln><a:extLst><a:ext uri="{909E8E84-426E-40DD-AFC4-6F175D3DCCD1}"><a14:hiddenFill xmlns:a14="http://schemas.microsoft.com/office/drawing/2010/main"><a:noFill/></a14:hiddenFill></a:ext></a:extLst></wps:spPr><wps:bodyPr/></wps:wsp></a:graphicData></a:graphic><wp14:sizeRelH relativeFrom="page"><wp14:pctWidth>0</wp14:pctWidth></wp14:sizeRelH><wp14:sizeRelV relativeFrom="page"><wp14:pctHeight>0</wp14:pctHeight></wp14:sizeRelV></wp:anchor></w:drawing></mc:Choice><mc:Fallback><w:pict><v:line w14:anchorId="4EC96A68" id="Straight Connector 5" o:spid="_x0000_s1026" style="position:absolute;z-index:251660288;visibility:visible;mso-wrap-style:square;mso-width-percent:0;mso-height-percent:0;mso-wrap-distance-left:9pt;mso-wrap-distance-top:0;mso-wrap-distance-right:9pt;mso-wrap-distance-bottom:0;mso-position-horizontal:absolute;mso-position-horizontal-relative:text;mso-position-vertical:absolute;mso-position-vertical-relative:text;mso-width-percent:0;mso-height-percent:0;mso-width-relative:page;mso-height-relative:page" from="57.6pt,3.05pt" to="136.7pt,3.05pt" o:gfxdata="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"/></w:pict></mc:Fallback></mc:AlternateContent></w:r></w:p><w:p><w:pPr><w:spacing w:line="340" w:lineRule="exact"/><w:jc w:val="center"/><w:rPr><w:lang w:val="fr-FR"/></w:rPr></w:pPr></w:p></w:tc><w:tc><w:tcPr><w:tcW w:w="5970" w:type="dxa"/></w:tcPr><w:p><w:pPr><w:jc w:val="center"/><w:rPr><w:b/><w:bCs/><w:lang w:val="fr-FR"/></w:rPr></w:pPr><w:r><w:rPr><w:noProof/><w:color w:val="008080"/></w:rPr><w:t xml:space="preserve">{ma_thuc_hanh}</w:t></w:r></w:p></w:txbxContent></wps:txbx><wps:bodyPr rot="0" vert="horz" wrap="square" lIns="91440" tIns="45720" rIns="91440" bIns="45720" anchor="t" anchorCtr="0" upright="1"><a:noAutofit/></wps:bodyPr></wps:wsp></a:graphicData></a:graphic><wp14:sizeRelH relativeFrom="page"><wp14:pctWidth>0</wp14:pctWidth></wp14:sizeRelH><wp14:sizeRelV relativeFrom="page"><wp14:pctHeight>0</wp14:pctHeight></wp14:sizeRelV></wp:anchor></w:drawing></mc:Choice><mc:Fallback><w:pict><v:shapetype w14:anchorId="42D0CFBA" id="_x0000_t202" coordsize="21600,21600" o:spt="202" path="m,l,21600r21600,l21600,xe"><v:stroke joinstyle="miter"/><v:path gradientshapeok="t" o:connecttype="rect"/></v:shapetype><v:shape id="Text Box 4" o:spid="_x0000_s1026" type="#_x0000_t202" style="position:absolute;left:0;text-align:left;margin-left:-263.7pt;margin-top:-41.2pt;width:103.2pt;height:28.2pt;z-index:251661312;visibility:visible;mso-wrap-style:square;mso-width-percent:0;mso-height-percent:0;mso-wrap-distance-left:9pt;mso-wrap-distance-top:0;mso-wrap-distance-right:9pt;mso-wrap-distance-bottom:0;mso-position-horizontal:absolute;mso-position-horizontal-relative:text;mso-position-vertical:absolute;mso-position-vertical-relative:text;mso-width-percent:0;mso-height-percent:0;mso-width-relative:page;mso-height-relative:page;v-text-anchor:top" o:gfxdata="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" filled="f" stroked="f"><v:textbox><w:txbxContent><w:p><w:pPr><w:pStyle w:val="ListParagraph"/><w:numPr><w:ilvl w:val="0"/><w:numId w:val="1"/></w:numPr><w:pBdr><w:top w:val="single" w:sz="4" w:space="1" w:color="auto"/><w:left w:val="single" w:sz="4" w:space="4" w:color="auto"/><w:bottom w:val="single" w:sz="4" w:space="1" w:color="auto"/><w:right w:val="single" w:sz="4" w:space="4" w:color="auto"/></w:pBdr><w:rPr><w:color w:val="008080"/></w:rPr></w:pPr><w:r><w:rPr><w:noProof/><w:color w:val="008080"/></w:rPr><w:t xml:space="preserve">{ma_thuc_hanh}</w:t></w:r></w:p></w:txbxContent></v:textbox></v:shape></w:pict></mc:Fallback></mc:AlternateContent></w:r><w:r><w:rPr><w:b/><w:bCs/><w:lang w:val="fr-FR"/></w:rPr><w:t>CỘNG HÒA XÃ HỘI CHỦ NGHĨA VIỆT NAM</w:t></w:r></w:p><w:p><w:pPr><w:jc w:val="center"/></w:pPr><w:r><w:rPr><w:b/><w:bCs/></w:rPr><w:t>Độc lập - Tự do - Hạnh phúc</w:t></w:r></w:p><w:p><w:pPr><w:jc w:val="center"/></w:pPr><w:r><w:rPr><w:noProof/></w:rPr><mc:AlternateContent><mc:Choice Requires="wps"><w:drawing><wp:anchor distT="0" distB="0" distL="114300" distR="114300" simplePos="0" relativeHeight="251659264" behindDoc="0" locked="0" layoutInCell="1" allowOverlap="1" wp14:anchorId="15D83629" wp14:editId="22A28FB3"><wp:simplePos x="0" y="0"/><wp:positionH relativeFrom="column"><wp:posOffset>961390</wp:posOffset></wp:positionH><wp:positionV relativeFrom="paragraph"><wp:posOffset>30480</wp:posOffset></wp:positionV><wp:extent cx="1781810" cy="0"/><wp:effectExtent l="6985" t="6350" r="11430" b="12700"/><wp:wrapNone/><wp:docPr id="664868556" name="Straight Connector 3"/><wp:cNvGraphicFramePr><a:graphicFrameLocks xmlns:a="http://schemas.openxmlformats.org/drawingml/2006/main"/></wp:cNvGraphicFramePr><a:graphic xmlns:a="http://schemas.openxmlformats.org/drawingml/2006/main"><a:graphicData uri="http://schemas.microsoft.com/office/word/2010/wordprocessingShape"><wps:wsp><wps:cNvCnPr><a:cxnSpLocks noChangeShapeType="1"/></wps:cNvCnPr><wps:spPr bwMode="auto"><a:xfrm><a:off x="0" y="0"/><a:ext cx="1781810" cy="0"/></a:xfrm><a:prstGeom prst="line"><a:avLst/></a:prstGeom><a:noFill/><a:ln w="9525"><a:solidFill><a:srgbClr val="000000"/></a:solidFill><a:round/><a:headEnd/><a:tailEnd/></a:ln><a:extLst><a:ext uri="{909E8E84-426E-40DD-AFC4-6F175D3DCCD1}"><a14:hiddenFill xmlns:a14="http://schemas.microsoft.com/office/drawing/2010/main"><a:noFill/></a14:hiddenFill></a:ext></a:extLst></wps:spPr><wps:bodyPr/></wps:wsp></a:graphicData></a:graphic><wp14:sizeRelH relativeFrom="page"><wp14:pctWidth>0</wp14:pctWidth></wp14:sizeRelH><wp14:sizeRelV relativeFrom="page"><wp14:pctHeight>0</wp14:pctHeight></wp14:sizeRelV></wp:anchor></w:drawing></mc:Choice><mc:Fallback><w:pict><v:line w14:anchorId="1F79C2B5" id="Straight Connector 3" o:spid="_x0000_s1026" style="position:absolute;z-index:251659264;visibility:visible;mso-wrap-style:square;mso-width-percent:0;mso-height-percent:0;mso-wrap-distance-left:9pt;mso-wrap-distance-top:0;mso-wrap-distance-right:9pt;mso-wrap-distance-bottom:0;mso-position-horizontal:absolute;mso-position-horizontal-relative:text;mso-position-vertical:absolute;mso-position-vertical-relative:text;mso-width-percent:0;mso-height-percent:0;mso-width-relative:page;mso-height-relative:page" from="75.7pt,2.4pt" to="3in,2.4pt" o:gfxdata="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"/></w:pict></mc:Fallback></mc:AlternateContent></w:r></w:p><w:p><w:pPr><w:keepNext/><w:jc w:val="center"/><w:outlineLvl w:val="3"/><w:rPr><w:i/><w:iCs/></w:rPr></w:pPr><w:r><w:rPr><w:i/><w:iCs/></w:rPr><w:t>Nghệ An</w:t></w:r><w:r><w:rPr><w:i/><w:iCs/></w:rPr><w:t>, ngày      tháng     năm</w:t></w:r><w:r><w:rPr><w:i/><w:iCs/></w:rPr><w:t xml:space="preserve">    </w:t></w:r></w:p></w:tc></w:tr></w:tbl><w:p><w:pPr><w:spacing w:line="340" w:lineRule="exact"/><w:ind w:left="-142"/><w:jc w:val="center"/><w:rPr><w:b/><w:bCs/><w:sz w:val="28"/><w:szCs w:val="28"/></w:rPr></w:pPr></w:p><w:p><w:pPr><w:spacing w:line="340" w:lineRule="exact"/><w:ind w:left="-142"/><w:jc w:val="center"/><w:rPr><w:b/><w:bCs/><w:sz w:val="28"/><w:szCs w:val="28"/></w:rPr></w:pPr><w:r><w:rPr><w:b/><w:bCs/><w:sz w:val="26"/><w:szCs w:val="26"/></w:rPr><w:t>PHIẾU NHẬN XÉT QUÁ TRÌNH THỰC HÀNH KHÁM BỆNH, CHỮA BỆNH</w:t></w:r></w:p><w:p><w:pPr><w:spacing w:line="340" w:lineRule="exact"/><w:ind w:left="-180" w:right="-690"/><w:jc w:val="center"/><w:rPr><w:sz w:val="26"/><w:szCs w:val="26"/></w:rPr></w:pPr><w:r><w:rPr><w:sz w:val="26"/><w:szCs w:val="26"/></w:rPr><w:t>Kính gửi: Giám đốc Bệnh viện Hữu nghị Đa khoa Nghệ An</w:t></w:r></w:p><w:p><w:pPr><w:spacing w:line="340" w:lineRule="exact"/><w:ind w:left="-180" w:right="-690"/><w:jc w:val="center"/><w:rPr><w:sz w:val="8"/><w:szCs w:val="8"/></w:rPr></w:pPr></w:p><w:p><w:pPr><w:tabs><w:tab w:val="left" w:leader="dot" w:pos="9214"/></w:tabs><w:jc w:val="both"/><w:rPr><w:b/><w:bCs/><w:sz w:val="26"/><w:szCs w:val="26"/></w:rPr></w:pPr><w:r><w:rPr><w:b/><w:bCs/><w:sz w:val="26"/><w:szCs w:val="26"/></w:rPr><w:t>I</w:t></w:r><w:r><w:rPr><w:b/><w:bCs/><w:sz w:val="26"/><w:szCs w:val="26"/></w:rPr><w:t>. Người hướng dẫn thực hành:</w:t></w:r></w:p><w:p><w:pPr><w:tabs><w:tab w:val="left" w:leader="dot" w:pos="9214"/></w:tabs><w:jc w:val="both"/><w:rPr><w:sz w:val="26"/><w:szCs w:val="26"/></w:rPr></w:pPr><w:r><w:rPr><w:sz w:val="26"/><w:szCs w:val="26"/></w:rPr><w:t>Họ và tên:</w:t></w:r><w:r><w:rPr><w:b/><w:bCs/><w:sz w:val="26"/><w:szCs w:val="26"/></w:rPr><w:t xml:space="preserve"> </w:t></w:r><w:r><w:rPr><w:b/><w:bCs/><w:noProof/><w:sz w:val="26"/><w:szCs w:val="26"/></w:rPr><w:t xml:space="preserve">{nguoi_huong_dan_1}</w:t></w:r><w:r><w:rPr><w:b/><w:bCs/><w:sz w:val="26"/><w:szCs w:val="26"/></w:rPr><w:t xml:space="preserve">     </w:t></w:r><w:r><w:rPr><w:sz w:val="26"/><w:szCs w:val="26"/></w:rPr><w:t>Ngày</w:t></w:r><w:r><w:rPr><w:sz w:val="26"/><w:szCs w:val="26"/></w:rPr><w:t>,</w:t></w:r><w:r><w:rPr><w:sz w:val="26"/><w:szCs w:val="26"/></w:rPr><w:t xml:space="preserve"> tháng</w:t></w:r><w:r><w:rPr><w:sz w:val="26"/><w:szCs w:val="26"/></w:rPr><w:t>,</w:t></w:r><w:r><w:rPr><w:sz w:val="26"/><w:szCs w:val="26"/></w:rPr><w:t xml:space="preserve"> năm sinh:</w:t></w:r><w:r><w:rPr><w:sz w:val="26"/><w:szCs w:val="26"/></w:rPr><w:t xml:space="preserve"> </w:t></w:r><w:r><w:rPr><w:noProof/><w:color w:val="EE0000"/><w:sz w:val="26"/><w:szCs w:val="26"/></w:rPr><w:t xml:space="preserve">{ngay_sinh_ng_huong_dan_1}</w:t></w:r></w:p><w:p><w:pPr><w:tabs><w:tab w:val="left" w:leader="dot" w:pos="9214"/></w:tabs><w:jc w:val="both"/><w:rPr><w:sz w:val="26"/><w:szCs w:val="26"/></w:rPr></w:pPr><w:r><w:rPr><w:sz w:val="26"/><w:szCs w:val="26"/></w:rPr><w:t xml:space="preserve">Trình độ chuyên môn: </w:t></w:r><w:r><w:rPr><w:noProof/><w:sz w:val="26"/><w:szCs w:val="26"/></w:rPr><w:t xml:space="preserve">{tdcm_ng_huong_dan_1}</w:t></w:r></w:p><w:p><w:pPr><w:tabs><w:tab w:val="left" w:leader="dot" w:pos="9214"/></w:tabs><w:jc w:val="both"/><w:rPr><w:sz w:val="26"/><w:szCs w:val="26"/></w:rPr></w:pPr><w:r><w:rPr><w:sz w:val="26"/><w:szCs w:val="26"/></w:rPr><w:t>Số GPHN/CCHN:</w:t></w:r><w:r><w:rPr><w:sz w:val="26"/><w:szCs w:val="26"/></w:rPr><w:t xml:space="preserve"> </w:t></w:r><w:r><w:rPr><w:noProof/><w:sz w:val="26"/><w:szCs w:val="26"/></w:rPr><w:t xml:space="preserve">{so_cchn_1}</w:t></w:r><w:r><w:rPr><w:sz w:val="26"/><w:szCs w:val="26"/></w:rPr><w:t xml:space="preserve">         Cấp ngày:</w:t></w:r><w:r><w:rPr><w:sz w:val="26"/><w:szCs w:val="26"/></w:rPr><w:t xml:space="preserve"> </w:t></w:r><w:r><w:rPr><w:noProof/><w:sz w:val="26"/><w:szCs w:val="26"/></w:rPr><w:t xml:space="preserve">{ngay_cap_cchn_1}</w:t></w:r></w:p><w:p><w:pPr><w:jc w:val="both"/><w:rPr><w:color w:val="000000"/><w:sz w:val="22"/><w:szCs w:val="22"/></w:rPr></w:pPr><w:r><w:rPr><w:sz w:val="26"/><w:szCs w:val="26"/></w:rPr><w:t xml:space="preserve">Quyết định </w:t></w:r><w:r><w:rPr><w:sz w:val="26"/><w:szCs w:val="26"/></w:rPr><w:t xml:space="preserve">số </w:t></w:r><w:r><w:rPr><w:color w:val="000000"/><w:sz w:val="26"/><w:szCs w:val="26"/></w:rPr><w:t>559/QĐ-SYT</w:t></w:r><w:r><w:rPr><w:sz w:val="26"/><w:szCs w:val="26"/></w:rPr><w:t xml:space="preserve"> ngày </w:t></w:r><w:r><w:rPr><w:color w:val="000000"/><w:sz w:val="26"/><w:szCs w:val="26"/></w:rPr><w:t>29/05/2023 của Sở Y tế Nghệ An</w:t></w:r><w:r><w:rPr><w:color w:val="000000"/><w:sz w:val="22"/><w:szCs w:val="22"/></w:rPr><w:t>.</w:t></w:r><w:r><w:rPr><w:sz w:val="26"/><w:szCs w:val="26"/></w:rPr><w:t xml:space="preserve">                                      </w:t></w:r></w:p><w:p><w:pPr><w:tabs><w:tab w:val="left" w:leader="dot" w:pos="9214"/></w:tabs><w:jc w:val="both"/><w:rPr><w:sz w:val="26"/><w:szCs w:val="26"/></w:rPr></w:pPr><w:r><w:rPr><w:sz w:val="26"/><w:szCs w:val="26"/></w:rPr><w:t xml:space="preserve">Phạm vi hoạt động chuyên môn: </w:t></w:r><w:r><w:rPr><w:noProof/><w:sz w:val="26"/><w:szCs w:val="26"/></w:rPr><w:t xml:space="preserve">{pvhdcm_cua_nhd_th_1}</w:t></w:r></w:p><w:p><w:pPr><w:tabs><w:tab w:val="left" w:leader="dot" w:pos="9214"/></w:tabs><w:jc w:val="both"/><w:rPr><w:sz w:val="26"/><w:szCs w:val="26"/></w:rPr></w:pPr><w:r><w:rPr><w:sz w:val="26"/><w:szCs w:val="26"/></w:rPr><w:t xml:space="preserve">Công tác tại: </w:t></w:r><w:r><w:rPr><w:noProof/><w:sz w:val="26"/><w:szCs w:val="26"/></w:rPr><w:t>Bệnh viện Hữu nghị Đa khoa Nghệ An</w:t></w:r></w:p><w:p><w:pPr><w:tabs><w:tab w:val="left" w:leader="dot" w:pos="9214"/></w:tabs><w:jc w:val="both"/><w:rPr><w:noProof/><w:sz w:val="26"/><w:szCs w:val="26"/></w:rPr></w:pPr><w:r><w:rPr><w:sz w:val="26"/><w:szCs w:val="26"/></w:rPr><w:t>Được Lãnh đạo Bệnh viện HNĐK Nghệ An phân</w:t></w:r><w:r><w:rPr><w:color w:val="FF0000"/><w:sz w:val="26"/><w:szCs w:val="26"/></w:rPr><w:t xml:space="preserve"> </w:t></w:r><w:r><w:rPr><w:sz w:val="26"/><w:szCs w:val="26"/></w:rPr><w:t xml:space="preserve">công hướng dẫn thực hành cho </w:t></w:r><w:r><w:rPr><w:noProof/><w:sz w:val="26"/><w:szCs w:val="26"/></w:rPr><w:t xml:space="preserve">{gioi_tinh}</w:t></w:r><w:r><w:rPr><w:sz w:val="26"/><w:szCs w:val="26"/></w:rPr><w:t xml:space="preserve"> </w:t></w:r><w:r><w:rPr><w:noProof/><w:sz w:val="26"/><w:szCs w:val="26"/></w:rPr><w:t xml:space="preserve">{ho_va_ten}</w:t></w:r><w:r><w:rPr><w:noProof/><w:sz w:val="26"/><w:szCs w:val="26"/></w:rPr><w:t xml:space="preserve">, tại Quyết định số </w:t></w:r><w:r><w:rPr><w:noProof/><w:sz w:val="26"/><w:szCs w:val="26"/></w:rPr><w:t xml:space="preserve">{ma_thuc_hanh}</w:t></w:r><w:r><w:rPr><w:noProof/><w:sz w:val="26"/><w:szCs w:val="26"/></w:rPr><w:t>/QĐ-BV, ngày</w:t></w:r><w:r><w:rPr><w:noProof/><w:sz w:val="26"/><w:szCs w:val="26"/></w:rPr><w:t xml:space="preserve"> </w:t></w:r><w:r><w:rPr><w:noProof/><w:sz w:val="26"/><w:szCs w:val="26"/></w:rPr><w:t xml:space="preserve">{ngay_bat_dau}</w:t></w:r><w:r><w:rPr><w:b/><w:noProof/><w:sz w:val="26"/><w:szCs w:val="26"/></w:rPr><w:t xml:space="preserve"> </w:t></w:r><w:r><w:rPr><w:noProof/><w:sz w:val="26"/><w:szCs w:val="26"/></w:rPr><w:t>của Giám đốc BVHNĐK Nghệ An.</w:t></w:r></w:p><w:p><w:pPr><w:tabs><w:tab w:val="left" w:leader="dot" w:pos="9214"/></w:tabs><w:jc w:val="both"/><w:rPr><w:b/><w:bCs/><w:sz w:val="26"/><w:szCs w:val="26"/></w:rPr></w:pPr><w:r><w:rPr><w:b/><w:bCs/><w:noProof/><w:sz w:val="26"/><w:szCs w:val="26"/></w:rPr><w:t>II</w:t></w:r><w:r><w:rPr><w:b/><w:bCs/><w:noProof/><w:sz w:val="26"/><w:szCs w:val="26"/></w:rPr><w:t>. Người thực hành:</w:t></w:r></w:p><w:p><w:pPr><w:tabs><w:tab w:val="left" w:leader="dot" w:pos="9214"/></w:tabs><w:jc w:val="both"/><w:rPr><w:sz w:val="26"/><w:szCs w:val="26"/></w:rPr></w:pPr><w:r><w:rPr><w:sz w:val="26"/><w:szCs w:val="26"/></w:rPr><w:t xml:space="preserve">Họ và tên: </w:t></w:r><w:r><w:rPr><w:b/><w:bCs/><w:noProof/><w:sz w:val="26"/><w:szCs w:val="26"/></w:rPr><w:t xml:space="preserve">{ho_va_ten}</w:t></w:r><w:r><w:rPr><w:sz w:val="26"/><w:szCs w:val="26"/></w:rPr><w:t xml:space="preserve">             Ngày, tháng, năm sinh</w:t></w:r><w:r><w:rPr><w:sz w:val="26"/><w:szCs w:val="26"/></w:rPr><w:t xml:space="preserve">: </w:t></w:r><w:r><w:rPr><w:noProof/><w:sz w:val="26"/><w:szCs w:val="26"/></w:rPr><w:t xml:space="preserve">{ngay_sinh}</w:t></w:r></w:p><w:p><w:pPr><w:tabs><w:tab w:val="left" w:leader="dot" w:pos="9214"/></w:tabs><w:jc w:val="both"/><w:rPr><w:sz w:val="26"/><w:szCs w:val="26"/></w:rPr></w:pPr><w:r><w:rPr><w:sz w:val="26"/><w:szCs w:val="26"/></w:rPr><w:t xml:space="preserve">Chỗ ở hiện nay: </w:t></w:r><w:r><w:rPr><w:noProof/><w:sz w:val="26"/><w:szCs w:val="26"/></w:rPr><w:t xml:space="preserve">{ho_khau_thuong_tru}</w:t></w:r></w:p><w:p><w:pPr><w:tabs><w:tab w:val="left" w:leader="dot" w:pos="9214"/></w:tabs><w:jc w:val="both"/><w:rPr><w:noProof/><w:sz w:val="26"/><w:szCs w:val="26"/></w:rPr></w:pPr><w:r><w:rPr><w:sz w:val="26"/><w:szCs w:val="26"/></w:rPr><w:t>Giấy chứng minh nhân dân</w:t></w:r><w:r><w:rPr><w:sz w:val="26"/><w:szCs w:val="26"/></w:rPr><w:t>/CCCD</w:t></w:r><w:r><w:rPr><w:sz w:val="26"/><w:szCs w:val="26"/></w:rPr><w:t xml:space="preserve">/Hộ chiếu số: </w:t></w:r><w:r><w:rPr><w:noProof/><w:sz w:val="26"/><w:szCs w:val="26"/></w:rPr><w:t xml:space="preserve">{cmtcccd}</w:t></w:r></w:p><w:p><w:pPr><w:jc w:val="both"/><w:rPr><w:sz w:val="26"/><w:szCs w:val="26"/></w:rPr></w:pPr><w:r><w:rPr><w:sz w:val="26"/><w:szCs w:val="26"/></w:rPr><w:t xml:space="preserve">Ngày cấp: </w:t></w:r><w:r><w:rPr><w:noProof/><w:sz w:val="26"/><w:szCs w:val="26"/></w:rPr><w:t xml:space="preserve">{ngay_cap}</w:t></w:r><w:r><w:rPr><w:sz w:val="26"/><w:szCs w:val="26"/></w:rPr><w:tab/></w:r><w:r><w:rPr><w:sz w:val="26"/><w:szCs w:val="26"/></w:rPr><w:t>Nơi cấp:</w:t></w:r><w:r><w:rPr><w:sz w:val="26"/><w:szCs w:val="26"/></w:rPr><w:t xml:space="preserve"> </w:t></w:r><w:r><w:rPr><w:noProof/><w:sz w:val="26"/><w:szCs w:val="26"/></w:rPr><w:t xml:space="preserve">{noi_cap}</w:t></w:r><w:r><w:rPr><w:sz w:val="26"/><w:szCs w:val="26"/></w:rPr><w:t>.</w:t></w:r></w:p><w:p><w:pPr><w:tabs><w:tab w:val="left" w:leader="dot" w:pos="9214"/></w:tabs><w:jc w:val="both"/><w:rPr><w:sz w:val="26"/><w:szCs w:val="26"/></w:rPr></w:pPr><w:r><w:rPr><w:sz w:val="26"/><w:szCs w:val="26"/></w:rPr><w:t xml:space="preserve">Trình độ chuyên môn: </w:t></w:r><w:r><w:rPr><w:noProof/><w:sz w:val="26"/><w:szCs w:val="26"/></w:rPr><w:t xml:space="preserve">{trinh_do_chuyen_mon}</w:t></w:r><w:r><w:rPr><w:sz w:val="26"/><w:szCs w:val="26"/></w:rPr><w:t xml:space="preserve">          Năm tốt nghiệp: </w:t></w:r><w:r><w:rPr><w:noProof/><w:sz w:val="26"/><w:szCs w:val="26"/></w:rPr><w:t xml:space="preserve">{nam_tot_nghiep}</w:t></w:r></w:p><w:p><w:pPr><w:tabs><w:tab w:val="left" w:leader="dot" w:pos="9214"/></w:tabs><w:jc w:val="both"/><w:rPr><w:sz w:val="26"/><w:szCs w:val="26"/></w:rPr></w:pPr><w:r><w:rPr><w:sz w:val="26"/><w:szCs w:val="26"/></w:rPr><w:t xml:space="preserve">Địa điểm thực hành: </w:t></w:r><w:r><w:rPr><w:noProof/><w:sz w:val="26"/><w:szCs w:val="26"/></w:rPr><w:t xml:space="preserve">Khoa </w:t></w:r><w:r><w:rPr><w:noProof/><w:sz w:val="26"/><w:szCs w:val="26"/></w:rPr><w:t xml:space="preserve">{khoa_thuc_hanh_1}</w:t></w:r><w:r><w:rPr><w:noProof/><w:sz w:val="26"/><w:szCs w:val="26"/></w:rPr><w:t xml:space="preserve"> </w:t></w:r><w:r><w:rPr><w:sz w:val="26"/><w:szCs w:val="26"/></w:rPr><w:t>- Bệnh viện Hữu nghị Đa khoa Nghệ An.</w:t></w:r></w:p><w:p><w:pPr><w:tabs><w:tab w:val="left" w:leader="dot" w:pos="9214"/></w:tabs><w:jc w:val="both"/><w:rPr><w:b/><w:bCs/><w:sz w:val="26"/><w:szCs w:val="26"/></w:rPr></w:pPr><w:r><w:rPr><w:b/><w:bCs/><w:sz w:val="26"/><w:szCs w:val="26"/></w:rPr><w:t>III</w:t></w:r><w:r><w:rPr><w:b/><w:bCs/><w:sz w:val="26"/><w:szCs w:val="26"/></w:rPr><w:t>. Kết quả thực hành:</w:t></w:r></w:p><w:p><w:pPr><w:tabs><w:tab w:val="left" w:leader="dot" w:pos="9214"/></w:tabs><w:ind w:right="136"/><w:jc w:val="both"/><w:rPr><w:sz w:val="26"/><w:szCs w:val="26"/></w:rPr></w:pPr><w:r><w:rPr><w:b/><w:sz w:val="26"/><w:szCs w:val="26"/></w:rPr><w:t>1. Thời gian thực hành</w:t></w:r><w:r><w:rPr><w:sz w:val="26"/><w:szCs w:val="26"/></w:rPr><w:t xml:space="preserve">: </w:t></w:r><w:r><w:rPr><w:noProof/><w:sz w:val="26"/><w:szCs w:val="26"/></w:rPr><w:t xml:space="preserve">{gioi_tinh}</w:t></w:r><w:r><w:rPr><w:sz w:val="26"/><w:szCs w:val="26"/></w:rPr><w:t xml:space="preserve"> </w:t></w:r><w:r><w:rPr><w:noProof/><w:sz w:val="26"/><w:szCs w:val="26"/></w:rPr><w:t xml:space="preserve">{ho_va_ten}</w:t></w:r><w:r><w:rPr><w:sz w:val="26"/><w:szCs w:val="26"/><w:lang w:val="es-ES"/></w:rPr><w:t xml:space="preserve"> </w:t></w:r><w:r><w:rPr><w:sz w:val="26"/><w:szCs w:val="26"/></w:rPr><w:t xml:space="preserve">đã thực hành tại khoa </w:t></w:r><w:r><w:rPr><w:noProof/><w:sz w:val="26"/><w:szCs w:val="26"/></w:rPr><w:t xml:space="preserve">{khoa_thuc_hanh_1}</w:t></w:r><w:r><w:rPr><w:noProof/><w:sz w:val="26"/><w:szCs w:val="26"/></w:rPr><w:t xml:space="preserve"> </w:t></w:r><w:r><w:rPr><w:sz w:val="26"/><w:szCs w:val="26"/></w:rPr><w:t xml:space="preserve">- Bệnh viện Hữu nghị Đa khoa Nghệ An với thời gian </w:t></w:r><w:r><w:rPr><w:noProof/><w:sz w:val="26"/><w:szCs w:val="26"/></w:rPr><w:t xml:space="preserve">{tong_thoi_gian_khoa_1}</w:t></w:r><w:r><w:rPr><w:sz w:val="26"/><w:szCs w:val="26"/></w:rPr><w:t xml:space="preserve"> </w:t></w:r><w:r><w:rPr><w:noProof/><w:sz w:val="26"/><w:szCs w:val="26"/></w:rPr><w:t xml:space="preserve">kể từ ngày </w:t></w:r><w:r><w:rPr><w:noProof/><w:sz w:val="26"/><w:szCs w:val="26"/></w:rPr><w:t xml:space="preserve">{thoi_gian_bat_dau_khoa_1}</w:t></w:r><w:r><w:rPr><w:noProof/><w:sz w:val="26"/><w:szCs w:val="26"/></w:rPr><w:t xml:space="preserve"> đến</w:t></w:r><w:r><w:rPr><w:noProof/><w:sz w:val="26"/><w:szCs w:val="26"/></w:rPr><w:t xml:space="preserve"> hết</w:t></w:r><w:r><w:rPr><w:noProof/><w:sz w:val="26"/><w:szCs w:val="26"/></w:rPr><w:t xml:space="preserve"> ngày </w:t></w:r><w:bookmarkStart w:id="0" w:name="_Hlk185238424"/><w:r><w:rPr><w:noProof/><w:sz w:val="26"/><w:szCs w:val="26"/></w:rPr><w:t xml:space="preserve">{thoi_gian_ket_thuc_khoa_1}</w:t></w:r><w:r><w:rPr><w:sz w:val="26"/><w:szCs w:val="26"/></w:rPr><w:t>.</w:t></w:r><w:bookmarkEnd w:id="0"/><w:r><w:rPr><w:sz w:val="26"/><w:szCs w:val="26"/></w:rPr><w:t xml:space="preserve"> </w:t></w:r></w:p><w:p><w:pPr><w:tabs><w:tab w:val="left" w:leader="dot" w:pos="9214"/></w:tabs><w:ind w:right="136"/><w:jc w:val="both"/><w:rPr><w:sz w:val="26"/><w:szCs w:val="26"/></w:rPr></w:pPr><w:r><w:rPr><w:b/><w:sz w:val="26"/><w:szCs w:val="26"/></w:rPr><w:t>2. Năng lực chuyên môn:</w:t></w:r><w:r><w:rPr><w:sz w:val="26"/><w:szCs w:val="26"/></w:rPr><w:t xml:space="preserve"> </w:t></w:r><w:bookmarkStart w:id="1" w:name="_Hlk209097278"/><w:r><w:rPr><w:sz w:val="26"/><w:szCs w:val="26"/></w:rPr><w:t>Thực hiện tốt các nhiệm vụ, yêu cầu chuyên môn</w:t></w:r><w:r><w:rPr><w:sz w:val="26"/><w:szCs w:val="26"/></w:rPr><w:t xml:space="preserve"> nội dung </w:t></w:r><w:r><w:rPr><w:noProof/><w:color w:val="FF0000"/><w:sz w:val="26"/><w:szCs w:val="26"/></w:rPr><w:t xml:space="preserve"> </w:t></w:r><w:bookmarkEnd w:id="1"/><w:r><w:rPr><w:noProof/><w:color w:val="FF0000"/><w:sz w:val="26"/><w:szCs w:val="26"/></w:rPr><w:t xml:space="preserve">{hinh_thuc_hanh_nghe}</w:t></w:r><w:r><w:rPr><w:noProof/><w:color w:val="FF0000"/><w:sz w:val="26"/><w:szCs w:val="26"/></w:rPr><w:t>.</w:t></w:r></w:p><w:p><w:pPr><w:tabs><w:tab w:val="left" w:leader="dot" w:pos="9214"/></w:tabs><w:ind w:right="136"/><w:jc w:val="both"/><w:rPr><w:iCs/><w:sz w:val="26"/><w:szCs w:val="26"/></w:rPr></w:pPr><w:r><w:rPr><w:b/><w:sz w:val="26"/><w:szCs w:val="26"/><w:lang w:val="es-ES"/></w:rPr><w:t>3. Đạo đức nghề nghiệp:</w:t></w:r><w:r><w:rPr><w:sz w:val="26"/><w:szCs w:val="26"/><w:lang w:val="es-ES"/></w:rPr><w:t xml:space="preserve"> </w:t></w:r><w:r><w:rPr><w:noProof/><w:sz w:val="26"/><w:szCs w:val="26"/></w:rPr><w:t xml:space="preserve">{gioi_tinh}</w:t></w:r><w:r><w:rPr><w:sz w:val="26"/><w:szCs w:val="26"/></w:rPr><w:t xml:space="preserve"> </w:t></w:r><w:r><w:rPr><w:noProof/><w:sz w:val="26"/><w:szCs w:val="26"/></w:rPr><w:t xml:space="preserve">{ho_va_ten}</w:t></w:r><w:r><w:rPr><w:noProof/><w:sz w:val="26"/><w:szCs w:val="26"/></w:rPr><w:t xml:space="preserve"> </w:t></w:r><w:bookmarkStart w:id="2" w:name="_Hlk209097314"/><w:r><w:rPr><w:noProof/><w:sz w:val="26"/><w:szCs w:val="26"/></w:rPr><w:t xml:space="preserve">đã thực hiện đầy đủ nghĩa vụ </w:t></w:r><w:r><w:rPr><w:sz w:val="26"/><w:szCs w:val="26"/><w:lang w:val="es-ES"/></w:rPr><w:t xml:space="preserve">theo </w:t></w:r><w:r><w:rPr><w:iCs/><w:sz w:val="26"/><w:szCs w:val="26"/></w:rPr><w:t xml:space="preserve">quy định tại điều </w:t></w:r><w:r><w:rPr><w:iCs/><w:sz w:val="26"/><w:szCs w:val="26"/></w:rPr><w:t>44, 45, 46, 47</w:t></w:r><w:r><w:rPr><w:iCs/><w:sz w:val="26"/><w:szCs w:val="26"/></w:rPr><w:t xml:space="preserve"> Luật khám bệnh, chữa bệnh</w:t></w:r><w:r><w:rPr><w:iCs/><w:sz w:val="26"/><w:szCs w:val="26"/></w:rPr><w:t xml:space="preserve"> số 15/2023/QH15</w:t></w:r><w:r><w:rPr><w:iCs/><w:sz w:val="26"/><w:szCs w:val="26"/></w:rPr><w:t xml:space="preserve"> (Nghĩa vụ đối với</w:t></w:r><w:r><w:rPr><w:iCs/><w:sz w:val="26"/><w:szCs w:val="26"/></w:rPr><w:t xml:space="preserve"> người bệnh; Nghĩa vụ đối với</w:t></w:r><w:r><w:rPr><w:iCs/><w:sz w:val="26"/><w:szCs w:val="26"/></w:rPr><w:t xml:space="preserve"> nghề nghiệp; Nghĩa vụ đối với đồng nghiệp; Nghĩa vụ đối với xã hội). Và việc giao tiếp ứng xử thực hiện theo quy định tại Quyết định số 29/2008/QĐ-</w:t></w:r><w:r><w:rPr><w:iCs/><w:sz w:val="26"/><w:szCs w:val="26"/></w:rPr><w:t>B</w:t></w:r><w:r><w:rPr><w:iCs/><w:sz w:val="26"/><w:szCs w:val="26"/></w:rPr><w:t>YT ngày 18/8/2008 của Bộ trưởng Bộ Y tế; Thực hiện tốt 12 điều Y đức</w:t></w:r><w:bookmarkEnd w:id="2"/><w:r><w:rPr><w:iCs/><w:sz w:val="26"/><w:szCs w:val="26"/></w:rPr><w:t xml:space="preserve">.  </w:t></w:r></w:p><w:p><w:pPr><w:tabs><w:tab w:val="left" w:leader="dot" w:pos="9214"/></w:tabs><w:ind w:right="136" w:firstLine="567"/><w:jc w:val="both"/><w:rPr><w:iCs/><w:sz w:val="26"/><w:szCs w:val="26"/></w:rPr></w:pPr><w:r><w:rPr><w:iCs/><w:sz w:val="26"/><w:szCs w:val="26"/></w:rPr><w:t xml:space="preserve">Kính đề nghị Giám đốc Bệnh viện HNĐK Nghệ An cấp giấy chứng nhận quá trình thực hành để </w:t></w:r><w:r><w:rPr><w:noProof/><w:sz w:val="26"/><w:szCs w:val="26"/></w:rPr><w:t xml:space="preserve">{gioi_tinh}</w:t></w:r><w:r><w:rPr><w:sz w:val="26"/><w:szCs w:val="26"/></w:rPr><w:t xml:space="preserve"> </w:t></w:r><w:r><w:rPr><w:noProof/><w:sz w:val="26"/><w:szCs w:val="26"/></w:rPr><w:t xml:space="preserve">{ho_va_ten}</w:t></w:r><w:r><w:rPr><w:sz w:val="26"/><w:szCs w:val="26"/></w:rPr><w:t xml:space="preserve"> </w:t></w:r><w:r><w:rPr><w:noProof/><w:sz w:val="26"/><w:szCs w:val="26"/></w:rPr><w:t xml:space="preserve">được làm thủ tục cấp </w:t></w:r><w:r><w:rPr><w:noProof/><w:sz w:val="26"/><w:szCs w:val="26"/></w:rPr><w:t>giấy phép</w:t></w:r><w:r><w:rPr><w:noProof/><w:sz w:val="26"/><w:szCs w:val="26"/></w:rPr><w:t xml:space="preserve"> hành nghề.</w:t></w:r></w:p><w:tbl><w:tblPr><w:tblW w:w="9214" w:type="dxa"/><w:tblLook w:val="01E0" w:firstRow="1" w:lastRow="1" w:firstColumn="1" w:lastColumn="1" w:noHBand="0" w:noVBand="0"/></w:tblPr><w:tblGrid><w:gridCol w:w="3036"/><w:gridCol w:w="1217"/><w:gridCol w:w="4961"/></w:tblGrid><w:tr><w:trPr><w:trHeight w:val="361"/></w:trPr><w:tc><w:tcPr><w:tcW w:w="3036" w:type="dxa"/></w:tcPr><w:p><w:pPr><w:tabs><w:tab w:val="left" w:leader="dot" w:pos="9214"/></w:tabs><w:spacing w:line="312" w:lineRule="auto"/><w:ind w:right="-690"/><w:jc w:val="both"/><w:rPr><w:iCs/><w:sz w:val="26"/><w:szCs w:val="26"/></w:rPr></w:pPr></w:p></w:tc><w:tc><w:tcPr><w:tcW w:w="1217" w:type="dxa"/></w:tcPr><w:p><w:pPr><w:tabs><w:tab w:val="left" w:leader="dot" w:pos="9214"/></w:tabs><w:spacing w:line="312" w:lineRule="auto"/><w:ind w:right="-690"/><w:jc w:val="both"/><w:rPr><w:b/><w:iCs/><w:sz w:val="28"/><w:szCs w:val="28"/></w:rPr></w:pPr></w:p></w:tc><w:tc><w:tcPr><w:tcW w:w="4961" w:type="dxa"/></w:tcPr><w:p><w:pPr><w:tabs><w:tab w:val="left" w:leader="dot" w:pos="9214"/></w:tabs><w:spacing w:line="312" w:lineRule="auto"/><w:ind w:right="-690"/><w:jc w:val="both"/><w:rPr><w:b/><w:iCs/><w:sz w:val="28"/><w:szCs w:val="28"/></w:rPr></w:pPr><w:r><w:rPr><w:b/><w:iCs/><w:sz w:val="28"/><w:szCs w:val="28"/></w:rPr><w:t>NGƯỜI HƯỚNG DẪN THỰC HÀNH</w:t></w:r></w:p><w:p><w:pPr><w:tabs><w:tab w:val="left" w:leader="dot" w:pos="9214"/></w:tabs><w:spacing w:line="312" w:lineRule="auto"/><w:ind w:right="-690"/><w:jc w:val="both"/><w:rPr><w:b/><w:iCs/><w:sz w:val="20"/><w:szCs w:val="20"/></w:rPr></w:pPr></w:p><w:p><w:pPr><w:tabs><w:tab w:val="left" w:leader="dot" w:pos="9214"/></w:tabs><w:spacing w:line="312" w:lineRule="auto"/><w:ind w:right="-690"/><w:jc w:val="both"/><w:rPr><w:b/><w:iCs/><w:sz w:val="20"/><w:szCs w:val="20"/></w:rPr></w:pPr></w:p><w:p><w:pPr><w:tabs><w:tab w:val="left" w:leader="dot" w:pos="9214"/></w:tabs><w:spacing w:line="312" w:lineRule="auto"/><w:ind w:right="-690"/><w:jc w:val="both"/><w:rPr><w:b/><w:iCs/><w:sz w:val="20"/><w:szCs w:val="20"/></w:rPr></w:pPr></w:p><w:p><w:pPr><w:tabs><w:tab w:val="left" w:leader="dot" w:pos="9214"/></w:tabs><w:spacing w:line="312" w:lineRule="auto"/><w:ind w:right="-690"/><w:jc w:val="center"/><w:rPr><w:b/><w:iCs/><w:sz w:val="28"/><w:szCs w:val="28"/></w:rPr></w:pPr><w:r><w:rPr><w:b/><w:bCs/><w:noProof/><w:sz w:val="26"/><w:szCs w:val="26"/></w:rPr><w:t xml:space="preserve">{nguoi_huong_dan_1}</w:t></w:r></w:p></w:tc></w:tr></w:tbl><w:p/><w:sectPr><w:pgSz w:w="11907" w:h="16840" w:code="9"/><w:pgMar w:top="1134" w:right="1134" w:bottom="1134" w:left="1701" w:header="720" w:footer="720" w:gutter="0"/><w:cols w:space="720"/><w:docGrid w:linePitch="381"/></w:sectPr></w:body></w:document>
+<file path=word/document.xml><?xml version="1.0" encoding="utf-8"?>
+<w:document xmlns:wpc="http://schemas.microsoft.com/office/word/2010/wordprocessingCanvas" xmlns:cx="http://schemas.microsoft.com/office/drawing/2014/chartex" xmlns:cx1="http://schemas.microsoft.com/office/drawing/2015/9/8/chartex" xmlns:cx2="http://schemas.microsoft.com/office/drawing/2015/10/21/chartex" xmlns:cx3="http://schemas.microsoft.com/office/drawing/2016/5/9/chartex" xmlns:cx4="http://schemas.microsoft.com/office/drawing/2016/5/10/chartex" xmlns:cx5="http://schemas.microsoft.com/office/drawing/2016/5/11/chartex" xmlns:cx6="http://schemas.microsoft.com/office/drawing/2016/5/12/chartex" xmlns:cx7="http://schemas.microsoft.com/office/drawing/2016/5/13/chartex" xmlns:cx8="http://schemas.microsoft.com/office/drawing/2016/5/14/chartex" xmlns:mc="http://schemas.openxmlformats.org/markup-compatibility/2006" xmlns:aink="http://schemas.microsoft.com/office/drawing/2016/ink" xmlns:am3d="http://schemas.microsoft.com/office/drawing/2017/model3d" xmlns:o="urn:schemas-microsoft-com:office:office" xmlns:oel="http://schemas.microsoft.com/office/2019/extlst" xmlns:r="http://schemas.openxmlformats.org/officeDocument/2006/relationships" xmlns:m="http://schemas.openxmlformats.org/officeDocument/2006/math" xmlns:v="urn:schemas-microsoft-com:vml" xmlns:wp14="http://schemas.microsoft.com/office/word/2010/wordprocessingDrawing" xmlns:wp="http://schemas.openxmlformats.org/drawingml/2006/wordprocessingDrawing" xmlns:w10="urn:schemas-microsoft-com:office:word" xmlns:w="http://schemas.openxmlformats.org/wordprocessingml/2006/main" xmlns:w14="http://schemas.microsoft.com/office/word/2010/wordml" xmlns:w15="http://schemas.microsoft.com/office/word/2012/wordml" xmlns:w16cex="http://schemas.microsoft.com/office/word/2018/wordml/cex" xmlns:w16cid="http://schemas.microsoft.com/office/word/2016/wordml/cid" xmlns:w16="http://schemas.microsoft.com/office/word/2018/wordml" xmlns:w16du="http://schemas.microsoft.com/office/word/2023/wordml/word16du" xmlns:w16sdtdh="http://schemas.microsoft.com/office/word/2020/wordml/sdtdatahash" xmlns:w16sdtfl="http://schemas.microsoft.com/office/word/2024/wordml/sdtformatlock" xmlns:w16se="http://schemas.microsoft.com/office/word/2015/wordml/symex" xmlns:wpg="http://schemas.microsoft.com/office/word/2010/wordprocessingGroup" xmlns:wpi="http://schemas.microsoft.com/office/word/2010/wordprocessingInk" xmlns:wne="http://schemas.microsoft.com/office/word/2006/wordml" xmlns:wps="http://schemas.microsoft.com/office/word/2010/wordprocessingShape" mc:Ignorable="w14 w15 w16se w16cid w16 w16cex w16sdtdh w16sdtfl w16du wp14">
+  <w:body>
+    <w:p>
+      <w:pPr>
+        <w:spacing w:line="276" w:lineRule="auto"/>
+        <w:jc w:val="center"/>
+        <w:rPr>
+          <w:sz w:val="2"/>
+          <w:szCs w:val="2"/>
+        </w:rPr>
+      </w:pPr>
+    </w:p>
+    <w:tbl>
+      <w:tblPr>
+        <w:tblW w:w="10131" w:type="dxa"/>
+        <w:tblInd w:w="-252" w:type="dxa"/>
+        <w:tblLayout w:type="fixed"/>
+        <w:tblLook w:val="0000" w:firstRow="0" w:lastRow="0" w:firstColumn="0" w:lastColumn="0" w:noHBand="0" w:noVBand="0"/>
+      </w:tblPr>
+      <w:tblGrid>
+        <w:gridCol w:w="4161"/>
+        <w:gridCol w:w="5970"/>
+      </w:tblGrid>
+      <w:tr>
+        <w:trPr>
+          <w:trHeight w:val="1135"/>
+        </w:trPr>
+        <w:tc>
+          <w:tcPr>
+            <w:tcW w:w="4161" w:type="dxa"/>
+          </w:tcPr>
+          <w:p>
+            <w:pPr>
+              <w:keepNext/>
+              <w:jc w:val="center"/>
+              <w:outlineLvl w:val="1"/>
+              <w:rPr>
+                <w:lang w:val="es-ES"/>
+              </w:rPr>
+            </w:pPr>
+            <w:r>
+              <w:br w:type="column"/>
+            </w:r>
+            <w:r>
+              <w:rPr>
+                <w:sz w:val="26"/>
+                <w:szCs w:val="26"/>
+              </w:rPr>
+              <w:br w:type="page"/>
+            </w:r>
+            <w:r>
+              <w:rPr>
+                <w:lang w:val="es-ES"/>
+              </w:rPr>
+              <w:br w:type="page"/>
+            </w:r>
+            <w:r>
+              <w:rPr>
+                <w:lang w:val="es-ES"/>
+              </w:rPr>
+              <w:br w:type="page"/>
+              <w:t>SỞ Y TẾ NGHỆ AN</w:t>
+            </w:r>
+          </w:p>
+          <w:p>
+            <w:pPr>
+              <w:keepNext/>
+              <w:jc w:val="center"/>
+              <w:outlineLvl w:val="1"/>
+              <w:rPr>
+                <w:b/>
+                <w:lang w:val="es-ES"/>
+              </w:rPr>
+            </w:pPr>
+            <w:r>
+              <w:rPr>
+                <w:b/>
+                <w:lang w:val="es-ES"/>
+              </w:rPr>
+              <w:t xml:space="preserve">BỆNH VIỆN </w:t>
+            </w:r>
+            <w:r>
+              <w:rPr>
+                <w:b/>
+                <w:lang w:val="es-ES"/>
+              </w:rPr>
+              <w:t>HNĐK NGHỆ AN</w:t>
+            </w:r>
+          </w:p>
+          <w:p>
+            <w:pPr>
+              <w:spacing w:line="340" w:lineRule="exact"/>
+              <w:jc w:val="center"/>
+              <w:rPr>
+                <w:lang w:val="fr-FR"/>
+              </w:rPr>
+            </w:pPr>
+            <w:r>
+              <w:rPr>
+                <w:noProof/>
+              </w:rPr>
+              <mc:AlternateContent>
+                <mc:Choice Requires="wps">
+                  <w:drawing>
+                    <wp:anchor distT="0" distB="0" distL="114300" distR="114300" simplePos="0" relativeHeight="251660288" behindDoc="0" locked="0" layoutInCell="1" allowOverlap="1" wp14:anchorId="106335D5" wp14:editId="4914ECE4">
+                      <wp:simplePos x="0" y="0"/>
+                      <wp:positionH relativeFrom="column">
+                        <wp:posOffset>731520</wp:posOffset>
+                      </wp:positionH>
+                      <wp:positionV relativeFrom="paragraph">
+                        <wp:posOffset>38735</wp:posOffset>
+                      </wp:positionV>
+                      <wp:extent cx="1004570" cy="0"/>
+                      <wp:effectExtent l="11430" t="13335" r="12700" b="5715"/>
+                      <wp:wrapNone/>
+                      <wp:docPr id="307547357" name="Straight Connector 5"/>
+                      <wp:cNvGraphicFramePr>
+                        <a:graphicFrameLocks xmlns:a="http://schemas.openxmlformats.org/drawingml/2006/main"/>
+                      </wp:cNvGraphicFramePr>
+                      <a:graphic xmlns:a="http://schemas.openxmlformats.org/drawingml/2006/main">
+                        <a:graphicData uri="http://schemas.microsoft.com/office/word/2010/wordprocessingShape">
+                          <wps:wsp>
+                            <wps:cNvCnPr>
+                              <a:cxnSpLocks noChangeShapeType="1"/>
+                            </wps:cNvCnPr>
+                            <wps:spPr bwMode="auto">
+                              <a:xfrm>
+                                <a:off x="0" y="0"/>
+                                <a:ext cx="1004570" cy="0"/>
+                              </a:xfrm>
+                              <a:prstGeom prst="line">
+                                <a:avLst/>
+                              </a:prstGeom>
+                              <a:noFill/>
+                              <a:ln w="9525">
+                                <a:solidFill>
+                                  <a:srgbClr val="000000"/>
+                                </a:solidFill>
+                                <a:round/>
+                                <a:headEnd/>
+                                <a:tailEnd/>
+                              </a:ln>
+                              <a:extLst>
+                                <a:ext uri="{909E8E84-426E-40DD-AFC4-6F175D3DCCD1}">
+                                  <a14:hiddenFill xmlns:a14="http://schemas.microsoft.com/office/drawing/2010/main">
+                                    <a:noFill/>
+                                  </a14:hiddenFill>
+                                </a:ext>
+                              </a:extLst>
+                            </wps:spPr>
+                            <wps:bodyPr/>
+                          </wps:wsp>
+                        </a:graphicData>
+                      </a:graphic>
+                      <wp14:sizeRelH relativeFrom="page">
+                        <wp14:pctWidth>0</wp14:pctWidth>
+                      </wp14:sizeRelH>
+                      <wp14:sizeRelV relativeFrom="page">
+                        <wp14:pctHeight>0</wp14:pctHeight>
+                      </wp14:sizeRelV>
+                    </wp:anchor>
+                  </w:drawing>
+                </mc:Choice>
+                <mc:Fallback>
+                  <w:pict>
+                    <v:line w14:anchorId="4EC96A68" id="Straight Connector 5" o:spid="_x0000_s1026" style="position:absolute;z-index:251660288;visibility:visible;mso-wrap-style:square;mso-width-percent:0;mso-height-percent:0;mso-wrap-distance-left:9pt;mso-wrap-distance-top:0;mso-wrap-distance-right:9pt;mso-wrap-distance-bottom:0;mso-position-horizontal:absolute;mso-position-horizontal-relative:text;mso-position-vertical:absolute;mso-position-vertical-relative:text;mso-width-percent:0;mso-height-percent:0;mso-width-relative:page;mso-height-relative:page" from="57.6pt,3.05pt" to="136.7pt,3.05pt" o:gfxdata="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"/>
+                  </w:pict>
+                </mc:Fallback>
+              </mc:AlternateContent>
+            </w:r>
+          </w:p>
+          <w:p>
+            <w:pPr>
+              <w:spacing w:line="340" w:lineRule="exact"/>
+              <w:jc w:val="center"/>
+              <w:rPr>
+                <w:lang w:val="fr-FR"/>
+              </w:rPr>
+            </w:pPr>
+          </w:p>
+        </w:tc>
+        <w:tc>
+          <w:tcPr>
+            <w:tcW w:w="5970" w:type="dxa"/>
+          </w:tcPr>
+          <w:p>
+            <w:pPr>
+              <w:jc w:val="center"/>
+              <w:rPr>
+                <w:b/>
+                <w:bCs/>
+                <w:lang w:val="fr-FR"/>
+              </w:rPr>
+            </w:pPr>
+            <w:r>
+              <w:rPr>
+                <w:noProof/>
+              </w:rPr>
+              <w:pict>
+                <v:shapetype w14:anchorId="42D0CFBA" id="_x0000_t202" coordsize="21600,21600" o:spt="202" path="m,l,21600r21600,l21600,xe">
+                  <v:stroke joinstyle="miter"/>
+                  <v:path gradientshapeok="t" o:connecttype="rect"/>
+                </v:shapetype>
+                <v:shape id="Text Box 4" o:spid="_x0000_s1026" type="#_x0000_t202" style="position:absolute;left:0;text-align:left;margin-left:-263.7pt;margin-top:-41.2pt;width:103.2pt;height:28.2pt;z-index:251661312;visibility:visible;mso-wrap-style:square;mso-width-percent:0;mso-height-percent:0;mso-wrap-distance-left:9pt;mso-wrap-distance-top:0;mso-wrap-distance-right:9pt;mso-wrap-distance-bottom:0;mso-position-horizontal:absolute;mso-position-horizontal-relative:text;mso-position-vertical:absolute;mso-position-vertical-relative:text;mso-width-percent:0;mso-height-percent:0;mso-width-relative:page;mso-height-relative:page;v-text-anchor:top" o:gfxdata="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" filled="f" stroked="f">
+                  <v:textbox>
+                    <w:txbxContent>
+                      <w:p>
+                        <w:pPr>
+                          <w:pStyle w:val="ListParagraph"/>
+                          <w:numPr>
+                            <w:ilvl w:val="0"/>
+                            <w:numId w:val="1"/>
+                          </w:numPr>
+                          <w:pBdr>
+                            <w:top w:val="single" w:sz="4" w:space="1" w:color="auto"/>
+                            <w:left w:val="single" w:sz="4" w:space="4" w:color="auto"/>
+                            <w:bottom w:val="single" w:sz="4" w:space="1" w:color="auto"/>
+                            <w:right w:val="single" w:sz="4" w:space="4" w:color="auto"/>
+                          </w:pBdr>
+                          <w:rPr>
+                            <w:color w:val="008080"/>
+                          </w:rPr>
+                        </w:pPr>
+                        <w:r>
+                          <w:rPr>
+                            <w:noProof/>
+                            <w:color w:val="008080"/>
+                          </w:rPr>
+                          <w:t xml:space="preserve">{ma_thuc_hanh}</w:t>
+                        </w:r>
+                      </w:p>
+                    </w:txbxContent>
+                  </v:textbox>
+                </v:shape>
+              </w:pict>
+            </w:r>
+            <w:r>
+              <w:rPr>
+                <w:b/>
+                <w:bCs/>
+                <w:lang w:val="fr-FR"/>
+              </w:rPr>
+              <w:t>CỘNG HÒA XÃ HỘI CHỦ NGHĨA VIỆT NAM</w:t>
+            </w:r>
+          </w:p>
+          <w:p>
+            <w:pPr>
+              <w:jc w:val="center"/>
+            </w:pPr>
+            <w:r>
+              <w:rPr>
+                <w:b/>
+                <w:bCs/>
+              </w:rPr>
+              <w:t>Độc lập - Tự do - Hạnh phúc</w:t>
+            </w:r>
+          </w:p>
+          <w:p>
+            <w:pPr>
+              <w:jc w:val="center"/>
+            </w:pPr>
+            <w:r>
+              <w:rPr>
+                <w:noProof/>
+              </w:rPr>
+              <mc:AlternateContent>
+                <mc:Choice Requires="wps">
+                  <w:drawing>
+                    <wp:anchor distT="0" distB="0" distL="114300" distR="114300" simplePos="0" relativeHeight="251659264" behindDoc="0" locked="0" layoutInCell="1" allowOverlap="1" wp14:anchorId="15D83629" wp14:editId="22A28FB3">
+                      <wp:simplePos x="0" y="0"/>
+                      <wp:positionH relativeFrom="column">
+                        <wp:posOffset>961390</wp:posOffset>
+                      </wp:positionH>
+                      <wp:positionV relativeFrom="paragraph">
+                        <wp:posOffset>30480</wp:posOffset>
+                      </wp:positionV>
+                      <wp:extent cx="1781810" cy="0"/>
+                      <wp:effectExtent l="6985" t="6350" r="11430" b="12700"/>
+                      <wp:wrapNone/>
+                      <wp:docPr id="664868556" name="Straight Connector 3"/>
+                      <wp:cNvGraphicFramePr>
+                        <a:graphicFrameLocks xmlns:a="http://schemas.openxmlformats.org/drawingml/2006/main"/>
+                      </wp:cNvGraphicFramePr>
+                      <a:graphic xmlns:a="http://schemas.openxmlformats.org/drawingml/2006/main">
+                        <a:graphicData uri="http://schemas.microsoft.com/office/word/2010/wordprocessingShape">
+                          <wps:wsp>
+                            <wps:cNvCnPr>
+                              <a:cxnSpLocks noChangeShapeType="1"/>
+                            </wps:cNvCnPr>
+                            <wps:spPr bwMode="auto">
+                              <a:xfrm>
+                                <a:off x="0" y="0"/>
+                                <a:ext cx="1781810" cy="0"/>
+                              </a:xfrm>
+                              <a:prstGeom prst="line">
+                                <a:avLst/>
+                              </a:prstGeom>
+                              <a:noFill/>
+                              <a:ln w="9525">
+                                <a:solidFill>
+                                  <a:srgbClr val="000000"/>
+                                </a:solidFill>
+                                <a:round/>
+                                <a:headEnd/>
+                                <a:tailEnd/>
+                              </a:ln>
+                              <a:extLst>
+                                <a:ext uri="{909E8E84-426E-40DD-AFC4-6F175D3DCCD1}">
+                                  <a14:hiddenFill xmlns:a14="http://schemas.microsoft.com/office/drawing/2010/main">
+                                    <a:noFill/>
+                                  </a14:hiddenFill>
+                                </a:ext>
+                              </a:extLst>
+                            </wps:spPr>
+                            <wps:bodyPr/>
+                          </wps:wsp>
+                        </a:graphicData>
+                      </a:graphic>
+                      <wp14:sizeRelH relativeFrom="page">
+                        <wp14:pctWidth>0</wp14:pctWidth>
+                      </wp14:sizeRelH>
+                      <wp14:sizeRelV relativeFrom="page">
+                        <wp14:pctHeight>0</wp14:pctHeight>
+                      </wp14:sizeRelV>
+                    </wp:anchor>
+                  </w:drawing>
+                </mc:Choice>
+                <mc:Fallback>
+                  <w:pict>
+                    <v:line w14:anchorId="1F79C2B5" id="Straight Connector 3" o:spid="_x0000_s1026" style="position:absolute;z-index:251659264;visibility:visible;mso-wrap-style:square;mso-width-percent:0;mso-height-percent:0;mso-wrap-distance-left:9pt;mso-wrap-distance-top:0;mso-wrap-distance-right:9pt;mso-wrap-distance-bottom:0;mso-position-horizontal:absolute;mso-position-horizontal-relative:text;mso-position-vertical:absolute;mso-position-vertical-relative:text;mso-width-percent:0;mso-height-percent:0;mso-width-relative:page;mso-height-relative:page" from="75.7pt,2.4pt" to="3in,2.4pt" o:gfxdata="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"/>
+                  </w:pict>
+                </mc:Fallback>
+              </mc:AlternateContent>
+            </w:r>
+          </w:p>
+          <w:p>
+            <w:pPr>
+              <w:keepNext/>
+              <w:jc w:val="center"/>
+              <w:outlineLvl w:val="3"/>
+              <w:rPr>
+                <w:i/>
+                <w:iCs/>
+              </w:rPr>
+            </w:pPr>
+            <w:r>
+              <w:rPr>
+                <w:i/>
+                <w:iCs/>
+              </w:rPr>
+              <w:t>Nghệ An</w:t>
+            </w:r>
+            <w:r>
+              <w:rPr>
+                <w:i/>
+                <w:iCs/>
+              </w:rPr>
+              <w:t>, ngày      tháng     năm</w:t>
+            </w:r>
+            <w:r>
+              <w:rPr>
+                <w:i/>
+                <w:iCs/>
+              </w:rPr>
+              <w:t xml:space="preserve">    </w:t>
+            </w:r>
+          </w:p>
+        </w:tc>
+      </w:tr>
+    </w:tbl>
+    <w:p>
+      <w:pPr>
+        <w:spacing w:line="340" w:lineRule="exact"/>
+        <w:ind w:left="-142"/>
+        <w:jc w:val="center"/>
+        <w:rPr>
+          <w:b/>
+          <w:bCs/>
+          <w:sz w:val="28"/>
+          <w:szCs w:val="28"/>
+        </w:rPr>
+      </w:pPr>
+    </w:p>
+    <w:p>
+      <w:pPr>
+        <w:spacing w:line="340" w:lineRule="exact"/>
+        <w:ind w:left="-142"/>
+        <w:jc w:val="center"/>
+        <w:rPr>
+          <w:b/>
+          <w:bCs/>
+          <w:sz w:val="28"/>
+          <w:szCs w:val="28"/>
+        </w:rPr>
+      </w:pPr>
+      <w:r>
+        <w:rPr>
+          <w:b/>
+          <w:bCs/>
+          <w:sz w:val="26"/>
+          <w:szCs w:val="26"/>
+        </w:rPr>
+        <w:t>PHIẾU NHẬN XÉT QUÁ TRÌNH THỰC HÀNH KHÁM BỆNH, CHỮA BỆNH</w:t>
+      </w:r>
+    </w:p>
+    <w:p>
+      <w:pPr>
+        <w:spacing w:line="340" w:lineRule="exact"/>
+        <w:ind w:left="-180" w:right="-690"/>
+        <w:jc w:val="center"/>
+        <w:rPr>
+          <w:sz w:val="26"/>
+          <w:szCs w:val="26"/>
+        </w:rPr>
+      </w:pPr>
+      <w:r>
+        <w:rPr>
+          <w:sz w:val="26"/>
+          <w:szCs w:val="26"/>
+        </w:rPr>
+        <w:t>Kính gửi: Giám đốc Bệnh viện Hữu nghị Đa khoa Nghệ An</w:t>
+      </w:r>
+    </w:p>
+    <w:p>
+      <w:pPr>
+        <w:spacing w:line="340" w:lineRule="exact"/>
+        <w:ind w:left="-180" w:right="-690"/>
+        <w:jc w:val="center"/>
+        <w:rPr>
+          <w:sz w:val="8"/>
+          <w:szCs w:val="8"/>
+        </w:rPr>
+      </w:pPr>
+    </w:p>
+    <w:p>
+      <w:pPr>
+        <w:tabs>
+          <w:tab w:val="left" w:leader="dot" w:pos="9214"/>
+        </w:tabs>
+        <w:jc w:val="both"/>
+        <w:rPr>
+          <w:b/>
+          <w:bCs/>
+          <w:sz w:val="26"/>
+          <w:szCs w:val="26"/>
+        </w:rPr>
+      </w:pPr>
+      <w:r>
+        <w:rPr>
+          <w:b/>
+          <w:bCs/>
+          <w:sz w:val="26"/>
+          <w:szCs w:val="26"/>
+        </w:rPr>
+        <w:t>I</w:t>
+      </w:r>
+      <w:r>
+        <w:rPr>
+          <w:b/>
+          <w:bCs/>
+          <w:sz w:val="26"/>
+          <w:szCs w:val="26"/>
+        </w:rPr>
+        <w:t>. Người hướng dẫn thực hành:</w:t>
+      </w:r>
+    </w:p>
+    <w:p>
+      <w:pPr>
+        <w:tabs>
+          <w:tab w:val="left" w:leader="dot" w:pos="9214"/>
+        </w:tabs>
+        <w:jc w:val="both"/>
+        <w:rPr>
+          <w:sz w:val="26"/>
+          <w:szCs w:val="26"/>
+        </w:rPr>
+      </w:pPr>
+      <w:r>
+        <w:rPr>
+          <w:sz w:val="26"/>
+          <w:szCs w:val="26"/>
+        </w:rPr>
+        <w:t>Họ và tên:</w:t>
+      </w:r>
+      <w:r>
+        <w:rPr>
+          <w:b/>
+          <w:bCs/>
+          <w:sz w:val="26"/>
+          <w:szCs w:val="26"/>
+        </w:rPr>
+        <w:t xml:space="preserve"> </w:t>
+      </w:r>
+      <w:r>
+        <w:rPr>
+          <w:b/>
+          <w:bCs/>
+          <w:noProof/>
+          <w:sz w:val="26"/>
+          <w:szCs w:val="26"/>
+        </w:rPr>
+        <w:t xml:space="preserve">{nguoi_huong_dan_1}</w:t>
+      </w:r>
+      <w:r>
+        <w:rPr>
+          <w:b/>
+          <w:bCs/>
+          <w:sz w:val="26"/>
+          <w:szCs w:val="26"/>
+        </w:rPr>
+        <w:t xml:space="preserve">     </w:t>
+      </w:r>
+      <w:r>
+        <w:rPr>
+          <w:sz w:val="26"/>
+          <w:szCs w:val="26"/>
+        </w:rPr>
+        <w:t>Ngày</w:t>
+      </w:r>
+      <w:r>
+        <w:rPr>
+          <w:sz w:val="26"/>
+          <w:szCs w:val="26"/>
+        </w:rPr>
+        <w:t>,</w:t>
+      </w:r>
+      <w:r>
+        <w:rPr>
+          <w:sz w:val="26"/>
+          <w:szCs w:val="26"/>
+        </w:rPr>
+        <w:t xml:space="preserve"> tháng</w:t>
+      </w:r>
+      <w:r>
+        <w:rPr>
+          <w:sz w:val="26"/>
+          <w:szCs w:val="26"/>
+        </w:rPr>
+        <w:t>,</w:t>
+      </w:r>
+      <w:r>
+        <w:rPr>
+          <w:sz w:val="26"/>
+          <w:szCs w:val="26"/>
+        </w:rPr>
+        <w:t xml:space="preserve"> năm sinh:</w:t>
+      </w:r>
+      <w:r>
+        <w:rPr>
+          <w:sz w:val="26"/>
+          <w:szCs w:val="26"/>
+        </w:rPr>
+        <w:t xml:space="preserve"> </w:t>
+      </w:r>
+      <w:r>
+        <w:rPr>
+          <w:noProof/>
+          <w:color w:val="EE0000"/>
+          <w:sz w:val="26"/>
+          <w:szCs w:val="26"/>
+        </w:rPr>
+        <w:t xml:space="preserve">{ngay_sinh_ng_huong_dan_1}</w:t>
+      </w:r>
+    </w:p>
+    <w:p>
+      <w:pPr>
+        <w:tabs>
+          <w:tab w:val="left" w:leader="dot" w:pos="9214"/>
+        </w:tabs>
+        <w:jc w:val="both"/>
+        <w:rPr>
+          <w:sz w:val="26"/>
+          <w:szCs w:val="26"/>
+        </w:rPr>
+      </w:pPr>
+      <w:r>
+        <w:rPr>
+          <w:sz w:val="26"/>
+          <w:szCs w:val="26"/>
+        </w:rPr>
+        <w:t xml:space="preserve">Trình độ chuyên môn: </w:t>
+      </w:r>
+      <w:r>
+        <w:rPr>
+          <w:noProof/>
+          <w:sz w:val="26"/>
+          <w:szCs w:val="26"/>
+        </w:rPr>
+        <w:t xml:space="preserve">{tdcm_ng_huong_dan_1}</w:t>
+      </w:r>
+    </w:p>
+    <w:p>
+      <w:pPr>
+        <w:tabs>
+          <w:tab w:val="left" w:leader="dot" w:pos="9214"/>
+        </w:tabs>
+        <w:jc w:val="both"/>
+        <w:rPr>
+          <w:sz w:val="26"/>
+          <w:szCs w:val="26"/>
+        </w:rPr>
+      </w:pPr>
+      <w:r>
+        <w:rPr>
+          <w:sz w:val="26"/>
+          <w:szCs w:val="26"/>
+        </w:rPr>
+        <w:t>Số GPHN/CCHN:</w:t>
+      </w:r>
+      <w:r>
+        <w:rPr>
+          <w:sz w:val="26"/>
+          <w:szCs w:val="26"/>
+        </w:rPr>
+        <w:t xml:space="preserve"> </w:t>
+      </w:r>
+      <w:r>
+        <w:rPr>
+          <w:noProof/>
+          <w:sz w:val="26"/>
+          <w:szCs w:val="26"/>
+        </w:rPr>
+        <w:t xml:space="preserve">{so_cchn_1}</w:t>
+      </w:r>
+      <w:r>
+        <w:rPr>
+          <w:sz w:val="26"/>
+          <w:szCs w:val="26"/>
+        </w:rPr>
+        <w:t xml:space="preserve">         Cấp ngày:</w:t>
+      </w:r>
+      <w:r>
+        <w:rPr>
+          <w:sz w:val="26"/>
+          <w:szCs w:val="26"/>
+        </w:rPr>
+        <w:t xml:space="preserve"> </w:t>
+      </w:r>
+      <w:r>
+        <w:rPr>
+          <w:noProof/>
+          <w:sz w:val="26"/>
+          <w:szCs w:val="26"/>
+        </w:rPr>
+        <w:t xml:space="preserve">{ngay_cap_cchn_1}</w:t>
+      </w:r>
+    </w:p>
+    <w:p>
+      <w:pPr>
+        <w:jc w:val="both"/>
+        <w:rPr>
+          <w:color w:val="000000"/>
+          <w:sz w:val="22"/>
+          <w:szCs w:val="22"/>
+        </w:rPr>
+      </w:pPr>
+      <w:r>
+        <w:rPr>
+          <w:sz w:val="26"/>
+          <w:szCs w:val="26"/>
+        </w:rPr>
+        <w:t xml:space="preserve">Quyết định </w:t>
+      </w:r>
+      <w:r>
+        <w:rPr>
+          <w:sz w:val="26"/>
+          <w:szCs w:val="26"/>
+        </w:rPr>
+        <w:t xml:space="preserve">số </w:t>
+      </w:r>
+      <w:r>
+        <w:rPr>
+          <w:color w:val="000000"/>
+          <w:sz w:val="26"/>
+          <w:szCs w:val="26"/>
+        </w:rPr>
+        <w:t>559/QĐ-SYT</w:t>
+      </w:r>
+      <w:r>
+        <w:rPr>
+          <w:sz w:val="26"/>
+          <w:szCs w:val="26"/>
+        </w:rPr>
+        <w:t xml:space="preserve"> ngày </w:t>
+      </w:r>
+      <w:r>
+        <w:rPr>
+          <w:color w:val="000000"/>
+          <w:sz w:val="26"/>
+          <w:szCs w:val="26"/>
+        </w:rPr>
+        <w:t>29/05/2023 của Sở Y tế Nghệ An</w:t>
+      </w:r>
+      <w:r>
+        <w:rPr>
+          <w:color w:val="000000"/>
+          <w:sz w:val="22"/>
+          <w:szCs w:val="22"/>
+        </w:rPr>
+        <w:t>.</w:t>
+      </w:r>
+      <w:r>
+        <w:rPr>
+          <w:sz w:val="26"/>
+          <w:szCs w:val="26"/>
+        </w:rPr>
+        <w:t xml:space="preserve">                                      </w:t>
+      </w:r>
+    </w:p>
+    <w:p>
+      <w:pPr>
+        <w:tabs>
+          <w:tab w:val="left" w:leader="dot" w:pos="9214"/>
+        </w:tabs>
+        <w:jc w:val="both"/>
+        <w:rPr>
+          <w:sz w:val="26"/>
+          <w:szCs w:val="26"/>
+        </w:rPr>
+      </w:pPr>
+      <w:r>
+        <w:rPr>
+          <w:sz w:val="26"/>
+          <w:szCs w:val="26"/>
+        </w:rPr>
+        <w:t xml:space="preserve">Phạm vi hoạt động chuyên môn: </w:t>
+      </w:r>
+      <w:r>
+        <w:rPr>
+          <w:noProof/>
+          <w:sz w:val="26"/>
+          <w:szCs w:val="26"/>
+        </w:rPr>
+        <w:t xml:space="preserve">{pvhdcm_cua_nhd_th_1}</w:t>
+      </w:r>
+    </w:p>
+    <w:p>
+      <w:pPr>
+        <w:tabs>
+          <w:tab w:val="left" w:leader="dot" w:pos="9214"/>
+        </w:tabs>
+        <w:jc w:val="both"/>
+        <w:rPr>
+          <w:sz w:val="26"/>
+          <w:szCs w:val="26"/>
+        </w:rPr>
+      </w:pPr>
+      <w:r>
+        <w:rPr>
+          <w:sz w:val="26"/>
+          <w:szCs w:val="26"/>
+        </w:rPr>
+        <w:t xml:space="preserve">Công tác tại: </w:t>
+      </w:r>
+      <w:r>
+        <w:rPr>
+          <w:noProof/>
+          <w:sz w:val="26"/>
+          <w:szCs w:val="26"/>
+        </w:rPr>
+        <w:t>Bệnh viện Hữu nghị Đa khoa Nghệ An</w:t>
+      </w:r>
+    </w:p>
+    <w:p>
+      <w:pPr>
+        <w:tabs>
+          <w:tab w:val="left" w:leader="dot" w:pos="9214"/>
+        </w:tabs>
+        <w:jc w:val="both"/>
+        <w:rPr>
+          <w:noProof/>
+          <w:sz w:val="26"/>
+          <w:szCs w:val="26"/>
+        </w:rPr>
+      </w:pPr>
+      <w:r>
+        <w:rPr>
+          <w:sz w:val="26"/>
+          <w:szCs w:val="26"/>
+        </w:rPr>
+        <w:t>Được Lãnh đạo Bệnh viện HNĐK Nghệ An phân</w:t>
+      </w:r>
+      <w:r>
+        <w:rPr>
+          <w:color w:val="FF0000"/>
+          <w:sz w:val="26"/>
+          <w:szCs w:val="26"/>
+        </w:rPr>
+        <w:t xml:space="preserve"> </w:t>
+      </w:r>
+      <w:r>
+        <w:rPr>
+          <w:sz w:val="26"/>
+          <w:szCs w:val="26"/>
+        </w:rPr>
+        <w:t xml:space="preserve">công hướng dẫn thực hành cho </w:t>
+      </w:r>
+      <w:r>
+        <w:rPr>
+          <w:noProof/>
+          <w:sz w:val="26"/>
+          <w:szCs w:val="26"/>
+        </w:rPr>
+        <w:t xml:space="preserve">{gioi_tinh}</w:t>
+      </w:r>
+      <w:r>
+        <w:rPr>
+          <w:sz w:val="26"/>
+          <w:szCs w:val="26"/>
+        </w:rPr>
+        <w:t xml:space="preserve"> </w:t>
+      </w:r>
+      <w:r>
+        <w:rPr>
+          <w:noProof/>
+          <w:sz w:val="26"/>
+          <w:szCs w:val="26"/>
+        </w:rPr>
+        <w:t xml:space="preserve">{ho_va_ten}</w:t>
+      </w:r>
+      <w:r>
+        <w:rPr>
+          <w:noProof/>
+          <w:sz w:val="26"/>
+          <w:szCs w:val="26"/>
+        </w:rPr>
+        <w:t xml:space="preserve">, tại Quyết định số </w:t>
+      </w:r>
+      <w:r>
+        <w:rPr>
+          <w:noProof/>
+          <w:sz w:val="26"/>
+          <w:szCs w:val="26"/>
+        </w:rPr>
+        <w:t xml:space="preserve">{ma_thuc_hanh}</w:t>
+      </w:r>
+      <w:r>
+        <w:rPr>
+          <w:noProof/>
+          <w:sz w:val="26"/>
+          <w:szCs w:val="26"/>
+        </w:rPr>
+        <w:t>/QĐ-BV, ngày</w:t>
+      </w:r>
+      <w:r>
+        <w:rPr>
+          <w:noProof/>
+          <w:sz w:val="26"/>
+          <w:szCs w:val="26"/>
+        </w:rPr>
+        <w:t xml:space="preserve"> </w:t>
+      </w:r>
+      <w:r>
+        <w:rPr>
+          <w:noProof/>
+          <w:sz w:val="26"/>
+          <w:szCs w:val="26"/>
+        </w:rPr>
+        <w:t xml:space="preserve">{ngay_bat_dau}</w:t>
+      </w:r>
+      <w:r>
+        <w:rPr>
+          <w:b/>
+          <w:noProof/>
+          <w:sz w:val="26"/>
+          <w:szCs w:val="26"/>
+        </w:rPr>
+        <w:t xml:space="preserve"> </w:t>
+      </w:r>
+      <w:r>
+        <w:rPr>
+          <w:noProof/>
+          <w:sz w:val="26"/>
+          <w:szCs w:val="26"/>
+        </w:rPr>
+        <w:t>của Giám đốc BVHNĐK Nghệ An.</w:t>
+      </w:r>
+    </w:p>
+    <w:p>
+      <w:pPr>
+        <w:tabs>
+          <w:tab w:val="left" w:leader="dot" w:pos="9214"/>
+        </w:tabs>
+        <w:jc w:val="both"/>
+        <w:rPr>
+          <w:b/>
+          <w:bCs/>
+          <w:sz w:val="26"/>
+          <w:szCs w:val="26"/>
+        </w:rPr>
+      </w:pPr>
+      <w:r>
+        <w:rPr>
+          <w:b/>
+          <w:bCs/>
+          <w:noProof/>
+          <w:sz w:val="26"/>
+          <w:szCs w:val="26"/>
+        </w:rPr>
+        <w:t>II</w:t>
+      </w:r>
+      <w:r>
+        <w:rPr>
+          <w:b/>
+          <w:bCs/>
+          <w:noProof/>
+          <w:sz w:val="26"/>
+          <w:szCs w:val="26"/>
+        </w:rPr>
+        <w:t>. Người thực hành:</w:t>
+      </w:r>
+    </w:p>
+    <w:p>
+      <w:pPr>
+        <w:tabs>
+          <w:tab w:val="left" w:leader="dot" w:pos="9214"/>
+        </w:tabs>
+        <w:jc w:val="both"/>
+        <w:rPr>
+          <w:sz w:val="26"/>
+          <w:szCs w:val="26"/>
+        </w:rPr>
+      </w:pPr>
+      <w:r>
+        <w:rPr>
+          <w:sz w:val="26"/>
+          <w:szCs w:val="26"/>
+        </w:rPr>
+        <w:t xml:space="preserve">Họ và tên: </w:t>
+      </w:r>
+      <w:r>
+        <w:rPr>
+          <w:b/>
+          <w:bCs/>
+          <w:noProof/>
+          <w:sz w:val="26"/>
+          <w:szCs w:val="26"/>
+        </w:rPr>
+        <w:t xml:space="preserve">{ho_va_ten}</w:t>
+      </w:r>
+      <w:r>
+        <w:rPr>
+          <w:sz w:val="26"/>
+          <w:szCs w:val="26"/>
+        </w:rPr>
+        <w:t xml:space="preserve">             Ngày, tháng, năm sinh</w:t>
+      </w:r>
+      <w:r>
+        <w:rPr>
+          <w:sz w:val="26"/>
+          <w:szCs w:val="26"/>
+        </w:rPr>
+        <w:t xml:space="preserve">: </w:t>
+      </w:r>
+      <w:r>
+        <w:rPr>
+          <w:noProof/>
+          <w:sz w:val="26"/>
+          <w:szCs w:val="26"/>
+        </w:rPr>
+        <w:t xml:space="preserve">{ngay_sinh}</w:t>
+      </w:r>
+    </w:p>
+    <w:p>
+      <w:pPr>
+        <w:tabs>
+          <w:tab w:val="left" w:leader="dot" w:pos="9214"/>
+        </w:tabs>
+        <w:jc w:val="both"/>
+        <w:rPr>
+          <w:sz w:val="26"/>
+          <w:szCs w:val="26"/>
+        </w:rPr>
+      </w:pPr>
+      <w:r>
+        <w:rPr>
+          <w:sz w:val="26"/>
+          <w:szCs w:val="26"/>
+        </w:rPr>
+        <w:t xml:space="preserve">Chỗ ở hiện nay: </w:t>
+      </w:r>
+      <w:r>
+        <w:rPr>
+          <w:noProof/>
+          <w:sz w:val="26"/>
+          <w:szCs w:val="26"/>
+        </w:rPr>
+        <w:t xml:space="preserve">{ho_khau_thuong_tru}</w:t>
+      </w:r>
+    </w:p>
+    <w:p>
+      <w:pPr>
+        <w:tabs>
+          <w:tab w:val="left" w:leader="dot" w:pos="9214"/>
+        </w:tabs>
+        <w:jc w:val="both"/>
+        <w:rPr>
+          <w:noProof/>
+          <w:sz w:val="26"/>
+          <w:szCs w:val="26"/>
+        </w:rPr>
+      </w:pPr>
+      <w:r>
+        <w:rPr>
+          <w:sz w:val="26"/>
+          <w:szCs w:val="26"/>
+        </w:rPr>
+        <w:t>Giấy chứng minh nhân dân</w:t>
+      </w:r>
+      <w:r>
+        <w:rPr>
+          <w:sz w:val="26"/>
+          <w:szCs w:val="26"/>
+        </w:rPr>
+        <w:t>/CCCD</w:t>
+      </w:r>
+      <w:r>
+        <w:rPr>
+          <w:sz w:val="26"/>
+          <w:szCs w:val="26"/>
+        </w:rPr>
+        <w:t xml:space="preserve">/Hộ chiếu số: </w:t>
+      </w:r>
+      <w:r>
+        <w:rPr>
+          <w:noProof/>
+          <w:sz w:val="26"/>
+          <w:szCs w:val="26"/>
+        </w:rPr>
+        <w:t xml:space="preserve">{cmtcccd}</w:t>
+      </w:r>
+    </w:p>
+    <w:p>
+      <w:pPr>
+        <w:jc w:val="both"/>
+        <w:rPr>
+          <w:sz w:val="26"/>
+          <w:szCs w:val="26"/>
+        </w:rPr>
+      </w:pPr>
+      <w:r>
+        <w:rPr>
+          <w:sz w:val="26"/>
+          <w:szCs w:val="26"/>
+        </w:rPr>
+        <w:t xml:space="preserve">Ngày cấp: </w:t>
+      </w:r>
+      <w:r>
+        <w:rPr>
+          <w:noProof/>
+          <w:sz w:val="26"/>
+          <w:szCs w:val="26"/>
+        </w:rPr>
+        <w:t xml:space="preserve">{ngay_cap}</w:t>
+      </w:r>
+      <w:r>
+        <w:rPr>
+          <w:sz w:val="26"/>
+          <w:szCs w:val="26"/>
+        </w:rPr>
+        <w:tab/>
+      </w:r>
+      <w:r>
+        <w:rPr>
+          <w:sz w:val="26"/>
+          <w:szCs w:val="26"/>
+        </w:rPr>
+        <w:t>Nơi cấp:</w:t>
+      </w:r>
+      <w:r>
+        <w:rPr>
+          <w:sz w:val="26"/>
+          <w:szCs w:val="26"/>
+        </w:rPr>
+        <w:t xml:space="preserve"> </w:t>
+      </w:r>
+      <w:r>
+        <w:rPr>
+          <w:noProof/>
+          <w:sz w:val="26"/>
+          <w:szCs w:val="26"/>
+        </w:rPr>
+        <w:t xml:space="preserve">{noi_cap}</w:t>
+      </w:r>
+      <w:r>
+        <w:rPr>
+          <w:sz w:val="26"/>
+          <w:szCs w:val="26"/>
+        </w:rPr>
+        <w:t>.</w:t>
+      </w:r>
+    </w:p>
+    <w:p>
+      <w:pPr>
+        <w:tabs>
+          <w:tab w:val="left" w:leader="dot" w:pos="9214"/>
+        </w:tabs>
+        <w:jc w:val="both"/>
+        <w:rPr>
+          <w:sz w:val="26"/>
+          <w:szCs w:val="26"/>
+        </w:rPr>
+      </w:pPr>
+      <w:r>
+        <w:rPr>
+          <w:sz w:val="26"/>
+          <w:szCs w:val="26"/>
+        </w:rPr>
+        <w:t xml:space="preserve">Trình độ chuyên môn: </w:t>
+      </w:r>
+      <w:r>
+        <w:rPr>
+          <w:noProof/>
+          <w:sz w:val="26"/>
+          <w:szCs w:val="26"/>
+        </w:rPr>
+        <w:t xml:space="preserve">{trinh_do_chuyen_mon}</w:t>
+      </w:r>
+      <w:r>
+        <w:rPr>
+          <w:sz w:val="26"/>
+          <w:szCs w:val="26"/>
+        </w:rPr>
+        <w:t xml:space="preserve">          Năm tốt nghiệp: </w:t>
+      </w:r>
+      <w:r>
+        <w:rPr>
+          <w:noProof/>
+          <w:sz w:val="26"/>
+          <w:szCs w:val="26"/>
+        </w:rPr>
+        <w:t xml:space="preserve">{nam_tot_nghiep}</w:t>
+      </w:r>
+    </w:p>
+    <w:p>
+      <w:pPr>
+        <w:tabs>
+          <w:tab w:val="left" w:leader="dot" w:pos="9214"/>
+        </w:tabs>
+        <w:jc w:val="both"/>
+        <w:rPr>
+          <w:sz w:val="26"/>
+          <w:szCs w:val="26"/>
+        </w:rPr>
+      </w:pPr>
+      <w:r>
+        <w:rPr>
+          <w:sz w:val="26"/>
+          <w:szCs w:val="26"/>
+        </w:rPr>
+        <w:t xml:space="preserve">Địa điểm thực hành: </w:t>
+      </w:r>
+      <w:r>
+        <w:rPr>
+          <w:noProof/>
+          <w:sz w:val="26"/>
+          <w:szCs w:val="26"/>
+        </w:rPr>
+        <w:t xml:space="preserve">Khoa </w:t>
+      </w:r>
+      <w:r>
+        <w:rPr>
+          <w:noProof/>
+          <w:sz w:val="26"/>
+          <w:szCs w:val="26"/>
+        </w:rPr>
+        <w:t xml:space="preserve">{khoa_thuc_hanh_1}</w:t>
+      </w:r>
+      <w:r>
+        <w:rPr>
+          <w:noProof/>
+          <w:sz w:val="26"/>
+          <w:szCs w:val="26"/>
+        </w:rPr>
+        <w:t xml:space="preserve"> </w:t>
+      </w:r>
+      <w:r>
+        <w:rPr>
+          <w:sz w:val="26"/>
+          <w:szCs w:val="26"/>
+        </w:rPr>
+        <w:t>- Bệnh viện Hữu nghị Đa khoa Nghệ An.</w:t>
+      </w:r>
+    </w:p>
+    <w:p>
+      <w:pPr>
+        <w:tabs>
+          <w:tab w:val="left" w:leader="dot" w:pos="9214"/>
+        </w:tabs>
+        <w:jc w:val="both"/>
+        <w:rPr>
+          <w:b/>
+          <w:bCs/>
+          <w:sz w:val="26"/>
+          <w:szCs w:val="26"/>
+        </w:rPr>
+      </w:pPr>
+      <w:r>
+        <w:rPr>
+          <w:b/>
+          <w:bCs/>
+          <w:sz w:val="26"/>
+          <w:szCs w:val="26"/>
+        </w:rPr>
+        <w:t>III</w:t>
+      </w:r>
+      <w:r>
+        <w:rPr>
+          <w:b/>
+          <w:bCs/>
+          <w:sz w:val="26"/>
+          <w:szCs w:val="26"/>
+        </w:rPr>
+        <w:t>. Kết quả thực hành:</w:t>
+      </w:r>
+    </w:p>
+    <w:p>
+      <w:pPr>
+        <w:tabs>
+          <w:tab w:val="left" w:leader="dot" w:pos="9214"/>
+        </w:tabs>
+        <w:ind w:right="136"/>
+        <w:jc w:val="both"/>
+        <w:rPr>
+          <w:sz w:val="26"/>
+          <w:szCs w:val="26"/>
+        </w:rPr>
+      </w:pPr>
+      <w:r>
+        <w:rPr>
+          <w:b/>
+          <w:sz w:val="26"/>
+          <w:szCs w:val="26"/>
+        </w:rPr>
+        <w:t>1. Thời gian thực hành</w:t>
+      </w:r>
+      <w:r>
+        <w:rPr>
+          <w:sz w:val="26"/>
+          <w:szCs w:val="26"/>
+        </w:rPr>
+        <w:t xml:space="preserve">: </w:t>
+      </w:r>
+      <w:r>
+        <w:rPr>
+          <w:noProof/>
+          <w:sz w:val="26"/>
+          <w:szCs w:val="26"/>
+        </w:rPr>
+        <w:t xml:space="preserve">{gioi_tinh}</w:t>
+      </w:r>
+      <w:r>
+        <w:rPr>
+          <w:sz w:val="26"/>
+          <w:szCs w:val="26"/>
+        </w:rPr>
+        <w:t xml:space="preserve"> </w:t>
+      </w:r>
+      <w:r>
+        <w:rPr>
+          <w:noProof/>
+          <w:sz w:val="26"/>
+          <w:szCs w:val="26"/>
+        </w:rPr>
+        <w:t xml:space="preserve">{ho_va_ten}</w:t>
+      </w:r>
+      <w:r>
+        <w:rPr>
+          <w:sz w:val="26"/>
+          <w:szCs w:val="26"/>
+          <w:lang w:val="es-ES"/>
+        </w:rPr>
+        <w:t xml:space="preserve"> </w:t>
+      </w:r>
+      <w:r>
+        <w:rPr>
+          <w:sz w:val="26"/>
+          <w:szCs w:val="26"/>
+        </w:rPr>
+        <w:t xml:space="preserve">đã thực hành tại khoa </w:t>
+      </w:r>
+      <w:r>
+        <w:rPr>
+          <w:noProof/>
+          <w:sz w:val="26"/>
+          <w:szCs w:val="26"/>
+        </w:rPr>
+        <w:t xml:space="preserve">{khoa_thuc_hanh_1}</w:t>
+      </w:r>
+      <w:r>
+        <w:rPr>
+          <w:noProof/>
+          <w:sz w:val="26"/>
+          <w:szCs w:val="26"/>
+        </w:rPr>
+        <w:t xml:space="preserve"> </w:t>
+      </w:r>
+      <w:r>
+        <w:rPr>
+          <w:sz w:val="26"/>
+          <w:szCs w:val="26"/>
+        </w:rPr>
+        <w:t xml:space="preserve">- Bệnh viện Hữu nghị Đa khoa Nghệ An với thời gian </w:t>
+      </w:r>
+      <w:r>
+        <w:rPr>
+          <w:noProof/>
+          <w:sz w:val="26"/>
+          <w:szCs w:val="26"/>
+        </w:rPr>
+        <w:t xml:space="preserve">{tong_thoi_gian_khoa_1}</w:t>
+      </w:r>
+      <w:r>
+        <w:rPr>
+          <w:sz w:val="26"/>
+          <w:szCs w:val="26"/>
+        </w:rPr>
+        <w:t xml:space="preserve"> </w:t>
+      </w:r>
+      <w:r>
+        <w:rPr>
+          <w:noProof/>
+          <w:sz w:val="26"/>
+          <w:szCs w:val="26"/>
+        </w:rPr>
+        <w:t xml:space="preserve">kể từ ngày </w:t>
+      </w:r>
+      <w:r>
+        <w:rPr>
+          <w:noProof/>
+          <w:sz w:val="26"/>
+          <w:szCs w:val="26"/>
+        </w:rPr>
+        <w:t xml:space="preserve">{thoi_gian_bat_dau_khoa_1}</w:t>
+      </w:r>
+      <w:r>
+        <w:rPr>
+          <w:noProof/>
+          <w:sz w:val="26"/>
+          <w:szCs w:val="26"/>
+        </w:rPr>
+        <w:t xml:space="preserve"> đến</w:t>
+      </w:r>
+      <w:r>
+        <w:rPr>
+          <w:noProof/>
+          <w:sz w:val="26"/>
+          <w:szCs w:val="26"/>
+        </w:rPr>
+        <w:t xml:space="preserve"> hết</w:t>
+      </w:r>
+      <w:r>
+        <w:rPr>
+          <w:noProof/>
+          <w:sz w:val="26"/>
+          <w:szCs w:val="26"/>
+        </w:rPr>
+        <w:t xml:space="preserve"> ngày </w:t>
+      </w:r>
+      <w:bookmarkStart w:id="0" w:name="_Hlk185238424"/>
+      <w:r>
+        <w:rPr>
+          <w:noProof/>
+          <w:sz w:val="26"/>
+          <w:szCs w:val="26"/>
+        </w:rPr>
+        <w:t xml:space="preserve">{thoi_gian_ket_thuc_khoa_1}</w:t>
+      </w:r>
+      <w:r>
+        <w:rPr>
+          <w:sz w:val="26"/>
+          <w:szCs w:val="26"/>
+        </w:rPr>
+        <w:t>.</w:t>
+      </w:r>
+      <w:bookmarkEnd w:id="0"/>
+      <w:r>
+        <w:rPr>
+          <w:sz w:val="26"/>
+          <w:szCs w:val="26"/>
+        </w:rPr>
+        <w:t xml:space="preserve"> </w:t>
+      </w:r>
+    </w:p>
+    <w:p>
+      <w:pPr>
+        <w:tabs>
+          <w:tab w:val="left" w:leader="dot" w:pos="9214"/>
+        </w:tabs>
+        <w:ind w:right="136"/>
+        <w:jc w:val="both"/>
+        <w:rPr>
+          <w:sz w:val="26"/>
+          <w:szCs w:val="26"/>
+        </w:rPr>
+      </w:pPr>
+      <w:r>
+        <w:rPr>
+          <w:b/>
+          <w:sz w:val="26"/>
+          <w:szCs w:val="26"/>
+        </w:rPr>
+        <w:t>2. Năng lực chuyên môn:</w:t>
+      </w:r>
+      <w:r>
+        <w:rPr>
+          <w:sz w:val="26"/>
+          <w:szCs w:val="26"/>
+        </w:rPr>
+        <w:t xml:space="preserve"> </w:t>
+      </w:r>
+      <w:bookmarkStart w:id="1" w:name="_Hlk209097278"/>
+      <w:r>
+        <w:rPr>
+          <w:sz w:val="26"/>
+          <w:szCs w:val="26"/>
+        </w:rPr>
+        <w:t>Thực hiện tốt các nhiệm vụ, yêu cầu chuyên môn</w:t>
+      </w:r>
+      <w:r>
+        <w:rPr>
+          <w:sz w:val="26"/>
+          <w:szCs w:val="26"/>
+        </w:rPr>
+        <w:t xml:space="preserve"> nội dung </w:t>
+      </w:r>
+      <w:r>
+        <w:rPr>
+          <w:noProof/>
+          <w:color w:val="FF0000"/>
+          <w:sz w:val="26"/>
+          <w:szCs w:val="26"/>
+        </w:rPr>
+        <w:t xml:space="preserve"> </w:t>
+      </w:r>
+      <w:bookmarkEnd w:id="1"/>
+      <w:r>
+        <w:rPr>
+          <w:noProof/>
+          <w:color w:val="FF0000"/>
+          <w:sz w:val="26"/>
+          <w:szCs w:val="26"/>
+        </w:rPr>
+        <w:t xml:space="preserve">{hinh_thuc_hanh_nghe}</w:t>
+      </w:r>
+      <w:r>
+        <w:rPr>
+          <w:noProof/>
+          <w:color w:val="FF0000"/>
+          <w:sz w:val="26"/>
+          <w:szCs w:val="26"/>
+        </w:rPr>
+        <w:t>.</w:t>
+      </w:r>
+    </w:p>
+    <w:p>
+      <w:pPr>
+        <w:tabs>
+          <w:tab w:val="left" w:leader="dot" w:pos="9214"/>
+        </w:tabs>
+        <w:ind w:right="136"/>
+        <w:jc w:val="both"/>
+        <w:rPr>
+          <w:iCs/>
+          <w:sz w:val="26"/>
+          <w:szCs w:val="26"/>
+        </w:rPr>
+      </w:pPr>
+      <w:r>
+        <w:rPr>
+          <w:b/>
+          <w:sz w:val="26"/>
+          <w:szCs w:val="26"/>
+          <w:lang w:val="es-ES"/>
+        </w:rPr>
+        <w:t>3. Đạo đức nghề nghiệp:</w:t>
+      </w:r>
+      <w:r>
+        <w:rPr>
+          <w:sz w:val="26"/>
+          <w:szCs w:val="26"/>
+          <w:lang w:val="es-ES"/>
+        </w:rPr>
+        <w:t xml:space="preserve"> </w:t>
+      </w:r>
+      <w:r>
+        <w:rPr>
+          <w:noProof/>
+          <w:sz w:val="26"/>
+          <w:szCs w:val="26"/>
+        </w:rPr>
+        <w:t xml:space="preserve">{gioi_tinh}</w:t>
+      </w:r>
+      <w:r>
+        <w:rPr>
+          <w:sz w:val="26"/>
+          <w:szCs w:val="26"/>
+        </w:rPr>
+        <w:t xml:space="preserve"> </w:t>
+      </w:r>
+      <w:r>
+        <w:rPr>
+          <w:noProof/>
+          <w:sz w:val="26"/>
+          <w:szCs w:val="26"/>
+        </w:rPr>
+        <w:t xml:space="preserve">{ho_va_ten}</w:t>
+      </w:r>
+      <w:r>
+        <w:rPr>
+          <w:noProof/>
+          <w:sz w:val="26"/>
+          <w:szCs w:val="26"/>
+        </w:rPr>
+        <w:t xml:space="preserve"> </w:t>
+      </w:r>
+      <w:bookmarkStart w:id="2" w:name="_Hlk209097314"/>
+      <w:r>
+        <w:rPr>
+          <w:noProof/>
+          <w:sz w:val="26"/>
+          <w:szCs w:val="26"/>
+        </w:rPr>
+        <w:t xml:space="preserve">đã thực hiện đầy đủ nghĩa vụ </w:t>
+      </w:r>
+      <w:r>
+        <w:rPr>
+          <w:sz w:val="26"/>
+          <w:szCs w:val="26"/>
+          <w:lang w:val="es-ES"/>
+        </w:rPr>
+        <w:t xml:space="preserve">theo </w:t>
+      </w:r>
+      <w:r>
+        <w:rPr>
+          <w:iCs/>
+          <w:sz w:val="26"/>
+          <w:szCs w:val="26"/>
+        </w:rPr>
+        <w:t xml:space="preserve">quy định tại điều </w:t>
+      </w:r>
+      <w:r>
+        <w:rPr>
+          <w:iCs/>
+          <w:sz w:val="26"/>
+          <w:szCs w:val="26"/>
+        </w:rPr>
+        <w:t>44, 45, 46, 47</w:t>
+      </w:r>
+      <w:r>
+        <w:rPr>
+          <w:iCs/>
+          <w:sz w:val="26"/>
+          <w:szCs w:val="26"/>
+        </w:rPr>
+        <w:t xml:space="preserve"> Luật khám bệnh, chữa bệnh</w:t>
+      </w:r>
+      <w:r>
+        <w:rPr>
+          <w:iCs/>
+          <w:sz w:val="26"/>
+          <w:szCs w:val="26"/>
+        </w:rPr>
+        <w:t xml:space="preserve"> số 15/2023/QH15</w:t>
+      </w:r>
+      <w:r>
+        <w:rPr>
+          <w:iCs/>
+          <w:sz w:val="26"/>
+          <w:szCs w:val="26"/>
+        </w:rPr>
+        <w:t xml:space="preserve"> (Nghĩa vụ đối với</w:t>
+      </w:r>
+      <w:r>
+        <w:rPr>
+          <w:iCs/>
+          <w:sz w:val="26"/>
+          <w:szCs w:val="26"/>
+        </w:rPr>
+        <w:t xml:space="preserve"> người bệnh; Nghĩa vụ đối với</w:t>
+      </w:r>
+      <w:r>
+        <w:rPr>
+          <w:iCs/>
+          <w:sz w:val="26"/>
+          <w:szCs w:val="26"/>
+        </w:rPr>
+        <w:t xml:space="preserve"> nghề nghiệp; Nghĩa vụ đối với đồng nghiệp; Nghĩa vụ đối với xã hội). Và việc giao tiếp ứng xử thực hiện theo quy định tại Quyết định số 29/2008/QĐ-</w:t>
+      </w:r>
+      <w:r>
+        <w:rPr>
+          <w:iCs/>
+          <w:sz w:val="26"/>
+          <w:szCs w:val="26"/>
+        </w:rPr>
+        <w:t>B</w:t>
+      </w:r>
+      <w:r>
+        <w:rPr>
+          <w:iCs/>
+          <w:sz w:val="26"/>
+          <w:szCs w:val="26"/>
+        </w:rPr>
+        <w:t>YT ngày 18/8/2008 của Bộ trưởng Bộ Y tế; Thực hiện tốt 12 điều Y đức</w:t>
+      </w:r>
+      <w:bookmarkEnd w:id="2"/>
+      <w:r>
+        <w:rPr>
+          <w:iCs/>
+          <w:sz w:val="26"/>
+          <w:szCs w:val="26"/>
+        </w:rPr>
+        <w:t xml:space="preserve">.  </w:t>
+      </w:r>
+    </w:p>
+    <w:p>
+      <w:pPr>
+        <w:tabs>
+          <w:tab w:val="left" w:leader="dot" w:pos="9214"/>
+        </w:tabs>
+        <w:ind w:right="136" w:firstLine="567"/>
+        <w:jc w:val="both"/>
+        <w:rPr>
+          <w:iCs/>
+          <w:sz w:val="26"/>
+          <w:szCs w:val="26"/>
+        </w:rPr>
+      </w:pPr>
+      <w:r>
+        <w:rPr>
+          <w:iCs/>
+          <w:sz w:val="26"/>
+          <w:szCs w:val="26"/>
+        </w:rPr>
+        <w:t xml:space="preserve">Kính đề nghị Giám đốc Bệnh viện HNĐK Nghệ An cấp giấy chứng nhận quá trình thực hành để </w:t>
+      </w:r>
+      <w:r>
+        <w:rPr>
+          <w:noProof/>
+          <w:sz w:val="26"/>
+          <w:szCs w:val="26"/>
+        </w:rPr>
+        <w:t xml:space="preserve">{gioi_tinh}</w:t>
+      </w:r>
+      <w:r>
+        <w:rPr>
+          <w:sz w:val="26"/>
+          <w:szCs w:val="26"/>
+        </w:rPr>
+        <w:t xml:space="preserve"> </w:t>
+      </w:r>
+      <w:r>
+        <w:rPr>
+          <w:noProof/>
+          <w:sz w:val="26"/>
+          <w:szCs w:val="26"/>
+        </w:rPr>
+        <w:t xml:space="preserve">{ho_va_ten}</w:t>
+      </w:r>
+      <w:r>
+        <w:rPr>
+          <w:sz w:val="26"/>
+          <w:szCs w:val="26"/>
+        </w:rPr>
+        <w:t xml:space="preserve"> </w:t>
+      </w:r>
+      <w:r>
+        <w:rPr>
+          <w:noProof/>
+          <w:sz w:val="26"/>
+          <w:szCs w:val="26"/>
+        </w:rPr>
+        <w:t xml:space="preserve">được làm thủ tục cấp </w:t>
+      </w:r>
+      <w:r>
+        <w:rPr>
+          <w:noProof/>
+          <w:sz w:val="26"/>
+          <w:szCs w:val="26"/>
+        </w:rPr>
+        <w:t>giấy phép</w:t>
+      </w:r>
+      <w:r>
+        <w:rPr>
+          <w:noProof/>
+          <w:sz w:val="26"/>
+          <w:szCs w:val="26"/>
+        </w:rPr>
+        <w:t xml:space="preserve"> hành nghề.</w:t>
+      </w:r>
+    </w:p>
+    <w:tbl>
+      <w:tblPr>
+        <w:tblW w:w="9214" w:type="dxa"/>
+        <w:tblLook w:val="01E0" w:firstRow="1" w:lastRow="1" w:firstColumn="1" w:lastColumn="1" w:noHBand="0" w:noVBand="0"/>
+      </w:tblPr>
+      <w:tblGrid>
+        <w:gridCol w:w="3036"/>
+        <w:gridCol w:w="1217"/>
+        <w:gridCol w:w="4961"/>
+      </w:tblGrid>
+      <w:tr>
+        <w:trPr>
+          <w:trHeight w:val="361"/>
+        </w:trPr>
+        <w:tc>
+          <w:tcPr>
+            <w:tcW w:w="3036" w:type="dxa"/>
+          </w:tcPr>
+          <w:p>
+            <w:pPr>
+              <w:tabs>
+                <w:tab w:val="left" w:leader="dot" w:pos="9214"/>
+              </w:tabs>
+              <w:spacing w:line="312" w:lineRule="auto"/>
+              <w:ind w:right="-690"/>
+              <w:jc w:val="both"/>
+              <w:rPr>
+                <w:iCs/>
+                <w:sz w:val="26"/>
+                <w:szCs w:val="26"/>
+              </w:rPr>
+            </w:pPr>
+          </w:p>
+        </w:tc>
+        <w:tc>
+          <w:tcPr>
+            <w:tcW w:w="1217" w:type="dxa"/>
+          </w:tcPr>
+          <w:p>
+            <w:pPr>
+              <w:tabs>
+                <w:tab w:val="left" w:leader="dot" w:pos="9214"/>
+              </w:tabs>
+              <w:spacing w:line="312" w:lineRule="auto"/>
+              <w:ind w:right="-690"/>
+              <w:jc w:val="both"/>
+              <w:rPr>
+                <w:b/>
+                <w:iCs/>
+                <w:sz w:val="28"/>
+                <w:szCs w:val="28"/>
+              </w:rPr>
+            </w:pPr>
+          </w:p>
+        </w:tc>
+        <w:tc>
+          <w:tcPr>
+            <w:tcW w:w="4961" w:type="dxa"/>
+          </w:tcPr>
+          <w:p>
+            <w:pPr>
+              <w:tabs>
+                <w:tab w:val="left" w:leader="dot" w:pos="9214"/>
+              </w:tabs>
+              <w:spacing w:line="312" w:lineRule="auto"/>
+              <w:ind w:right="-690"/>
+              <w:jc w:val="both"/>
+              <w:rPr>
+                <w:b/>
+                <w:iCs/>
+                <w:sz w:val="28"/>
+                <w:szCs w:val="28"/>
+              </w:rPr>
+            </w:pPr>
+            <w:r>
+              <w:rPr>
+                <w:b/>
+                <w:iCs/>
+                <w:sz w:val="28"/>
+                <w:szCs w:val="28"/>
+              </w:rPr>
+              <w:t>NGƯỜI HƯỚNG DẪN THỰC HÀNH</w:t>
+            </w:r>
+          </w:p>
+          <w:p>
+            <w:pPr>
+              <w:tabs>
+                <w:tab w:val="left" w:leader="dot" w:pos="9214"/>
+              </w:tabs>
+              <w:spacing w:line="312" w:lineRule="auto"/>
+              <w:ind w:right="-690"/>
+              <w:jc w:val="both"/>
+              <w:rPr>
+                <w:b/>
+                <w:iCs/>
+                <w:sz w:val="20"/>
+                <w:szCs w:val="20"/>
+              </w:rPr>
+            </w:pPr>
+          </w:p>
+          <w:p>
+            <w:pPr>
+              <w:tabs>
+                <w:tab w:val="left" w:leader="dot" w:pos="9214"/>
+              </w:tabs>
+              <w:spacing w:line="312" w:lineRule="auto"/>
+              <w:ind w:right="-690"/>
+              <w:jc w:val="both"/>
+              <w:rPr>
+                <w:b/>
+                <w:iCs/>
+                <w:sz w:val="20"/>
+                <w:szCs w:val="20"/>
+              </w:rPr>
+            </w:pPr>
+          </w:p>
+          <w:p>
+            <w:pPr>
+              <w:tabs>
+                <w:tab w:val="left" w:leader="dot" w:pos="9214"/>
+              </w:tabs>
+              <w:spacing w:line="312" w:lineRule="auto"/>
+              <w:ind w:right="-690"/>
+              <w:jc w:val="both"/>
+              <w:rPr>
+                <w:b/>
+                <w:iCs/>
+                <w:sz w:val="20"/>
+                <w:szCs w:val="20"/>
+              </w:rPr>
+            </w:pPr>
+          </w:p>
+          <w:p>
+            <w:pPr>
+              <w:tabs>
+                <w:tab w:val="left" w:leader="dot" w:pos="9214"/>
+              </w:tabs>
+              <w:spacing w:line="312" w:lineRule="auto"/>
+              <w:ind w:right="-690"/>
+              <w:jc w:val="center"/>
+              <w:rPr>
+                <w:b/>
+                <w:iCs/>
+                <w:sz w:val="28"/>
+                <w:szCs w:val="28"/>
+              </w:rPr>
+            </w:pPr>
+            <w:r>
+              <w:rPr>
+                <w:b/>
+                <w:bCs/>
+                <w:noProof/>
+                <w:sz w:val="26"/>
+                <w:szCs w:val="26"/>
+              </w:rPr>
+              <w:t xml:space="preserve">{nguoi_huong_dan_1}</w:t>
+            </w:r>
+          </w:p>
+        </w:tc>
+      </w:tr>
+    </w:tbl>
+    <w:p/>
+    <w:sectPr>
+      <w:pgSz w:w="11907" w:h="16840" w:code="9"/>
+      <w:pgMar w:top="1134" w:right="1134" w:bottom="1134" w:left="1701" w:header="720" w:footer="720" w:gutter="0"/>
+      <w:cols w:space="720"/>
+      <w:docGrid w:linePitch="381"/>
+    </w:sectPr>
+  </w:body>
+</w:document>
 </file>
 
 <file path=word/numbering.xml><?xml version="1.0" encoding="utf-8"?>
